--- a/media/R4444/output_dir/测试项及方法.docx
+++ b/media/R4444/output_dir/测试项及方法.docx
@@ -31,7 +31,7 @@
           <w:sz w:val="24"/>
           <w:szCs w:val="24"/>
         </w:rPr>
-        <w:t xml:space="preserve">文档审查</w:t>
+        <w:t xml:space="preserve">文档审查111</w:t>
       </w:r>
     </w:p>
     <w:p>
@@ -148,7 +148,7 @@
           <w:rFonts w:eastAsia="黑体" w:hint="eastAsia"/>
           <w:szCs w:val="21"/>
         </w:rPr>
-        <w:t xml:space="preserve">文档审查</w:t>
+        <w:t xml:space="preserve">文档审查111</w:t>
       </w:r>
       <w:r>
         <w:rPr>
@@ -228,7 +228,7 @@
               <w:rPr>
                 <w:szCs w:val="21"/>
               </w:rPr>
-              <w:t xml:space="preserve">文档审查</w:t>
+              <w:t xml:space="preserve">文档审查111</w:t>
             </w:r>
           </w:p>
         </w:tc>
@@ -2025,7 +2025,7 @@
           <w:sz w:val="24"/>
           <w:szCs w:val="24"/>
         </w:rPr>
-        <w:t xml:space="preserve">代码审查</w:t>
+        <w:t xml:space="preserve">代码审查111</w:t>
       </w:r>
     </w:p>
     <w:p>
@@ -2142,7 +2142,7 @@
           <w:rFonts w:eastAsia="黑体" w:hint="eastAsia"/>
           <w:szCs w:val="21"/>
         </w:rPr>
-        <w:t xml:space="preserve">代码审查</w:t>
+        <w:t xml:space="preserve">代码审查111</w:t>
       </w:r>
       <w:r>
         <w:rPr>
@@ -2222,7 +2222,7 @@
               <w:rPr>
                 <w:szCs w:val="21"/>
               </w:rPr>
-              <w:t xml:space="preserve">代码审查</w:t>
+              <w:t xml:space="preserve">代码审查111</w:t>
             </w:r>
           </w:p>
         </w:tc>
@@ -3298,7 +3298,7 @@
               <w:rPr>
                 <w:szCs w:val="21"/>
               </w:rPr>
-              <w:t xml:space="preserve">PDPU和软件的协议</w:t>
+              <w:t xml:space="preserve">PDPU和软件的协议1L</w:t>
             </w:r>
             <w:r>
               <w:rPr>
@@ -3406,6 +3406,35 @@
             </w:r>
             <w:r>
               <w:t xml:space="preserve"/>
+            </w:r>
+            <w:r>
+              <w:rPr>
+                <w:rFonts w:hint="eastAsia"/>
+                <w:szCs w:val="21"/>
+              </w:rPr>
+              <w:t xml:space="preserve"/>
+            </w:r>
+          </w:p>
+          <w:p>
+            <w:pPr>
+              <w:wordWrap w:val="0"/>
+              <w:adjustRightInd w:val="0"/>
+              <w:rPr>
+                <w:szCs w:val="21"/>
+              </w:rPr>
+            </w:pPr>
+            <w:r>
+              <w:rPr>
+                <w:rFonts w:hint="eastAsia"/>
+                <w:szCs w:val="21"/>
+              </w:rPr>
+              <w:t xml:space="preserve"/>
+            </w:r>
+            <w:r>
+              <w:rPr>
+                <w:szCs w:val="21"/>
+              </w:rPr>
+              <w:t xml:space="preserve">设计需求就是这样的</w:t>
             </w:r>
             <w:r>
               <w:rPr>
@@ -4320,7 +4349,7 @@
               <w:rPr>
                 <w:szCs w:val="21"/>
               </w:rPr>
-              <w:t xml:space="preserve">官方研制总要求</w:t>
+              <w:t xml:space="preserve">官方研制总要求1L</w:t>
             </w:r>
             <w:r>
               <w:rPr>
@@ -4390,7 +4419,7 @@
               <w:rPr>
                 <w:szCs w:val="21"/>
               </w:rPr>
-              <w:t xml:space="preserve">总要求神奇宝贝1号</w:t>
+              <w:t xml:space="preserve"/>
             </w:r>
             <w:r>
               <w:rPr>
@@ -4811,6 +4840,2809 @@
                 <w:szCs w:val="21"/>
               </w:rPr>
               <w:t xml:space="preserve">测试用例覆盖子项1号子项要求的全部内容。</w:t>
+            </w:r>
+          </w:p>
+          <w:p>
+            <w:pPr>
+              <w:jc w:val="left"/>
+              <w:textAlignment w:val="center"/>
+              <w:rPr>
+                <w:snapToGrid w:val="0"/>
+                <w:szCs w:val="21"/>
+              </w:rPr>
+            </w:pPr>
+            <w:r>
+              <w:rPr>
+                <w:rFonts w:hint="eastAsia"/>
+                <w:snapToGrid w:val="0"/>
+                <w:szCs w:val="21"/>
+              </w:rPr>
+              <w:t xml:space="preserve">所有用例执行完毕，对于未执行的用例说明未执行原因。</w:t>
+            </w:r>
+          </w:p>
+        </w:tc>
+      </w:tr>
+      <w:tr>
+        <w:tc>
+          <w:tcPr>
+            <w:tcW w:w="1329" w:type="dxa"/>
+            <w:vAlign w:val="center"/>
+          </w:tcPr>
+          <w:p>
+            <w:pPr>
+              <w:spacing w:before="100" w:beforeAutospacing="1" w:after="100" w:afterAutospacing="1"/>
+              <w:jc w:val="center"/>
+              <w:rPr>
+                <w:rFonts w:ascii="黑体" w:eastAsia="黑体" w:hAnsi="黑体"/>
+                <w:snapToGrid w:val="0"/>
+                <w:spacing w:val="2"/>
+                <w:szCs w:val="21"/>
+              </w:rPr>
+            </w:pPr>
+            <w:r>
+              <w:rPr>
+                <w:rFonts w:ascii="黑体" w:eastAsia="黑体" w:hAnsi="黑体"/>
+                <w:snapToGrid w:val="0"/>
+                <w:spacing w:val="2"/>
+                <w:szCs w:val="21"/>
+              </w:rPr>
+              <w:lastRenderedPageBreak/>
+              <w:t xml:space="preserve">通过准则</w:t>
+            </w:r>
+          </w:p>
+        </w:tc>
+        <w:tc>
+          <w:tcPr>
+            <w:tcW w:w="7711" w:type="dxa"/>
+            <w:gridSpan w:val="5"/>
+            <w:vAlign w:val="center"/>
+          </w:tcPr>
+          <w:p>
+            <w:pPr>
+              <w:spacing w:before="100" w:beforeAutospacing="1" w:after="100" w:afterAutospacing="1"/>
+              <w:jc w:val="left"/>
+              <w:textAlignment w:val="center"/>
+              <w:rPr>
+                <w:snapToGrid w:val="0"/>
+                <w:szCs w:val="21"/>
+              </w:rPr>
+            </w:pPr>
+            <w:r>
+              <w:rPr>
+                <w:snapToGrid w:val="0"/>
+                <w:szCs w:val="21"/>
+              </w:rPr>
+              <w:t>各测试步骤、测试用例执行结果与预期一致，功能实现正确</w:t>
+            </w:r>
+          </w:p>
+        </w:tc>
+      </w:tr>
+    </w:tbl>
+    <w:p/>
+    <w:p>
+      <w:pPr>
+        <w:pStyle w:val="4"/>
+        <w:rPr>
+          <w:sz w:val="24"/>
+          <w:szCs w:val="24"/>
+        </w:rPr>
+      </w:pPr>
+      <w:r>
+        <w:rPr>
+          <w:sz w:val="24"/>
+          <w:szCs w:val="24"/>
+        </w:rPr>
+        <w:t xml:space="preserve">首轮测试项1号</w:t>
+      </w:r>
+    </w:p>
+    <w:p>
+      <w:pPr>
+        <w:spacing w:line="360" w:lineRule="auto"/>
+        <w:jc w:val="center"/>
+        <w:rPr>
+          <w:rFonts w:eastAsia="黑体"/>
+          <w:szCs w:val="21"/>
+        </w:rPr>
+      </w:pPr>
+      <w:r>
+        <w:rPr>
+          <w:rFonts w:eastAsia="黑体"/>
+          <w:szCs w:val="21"/>
+        </w:rPr>
+        <w:t>表</w:t>
+      </w:r>
+      <w:r>
+        <w:rPr>
+          <w:rFonts w:eastAsia="黑体"/>
+          <w:szCs w:val="21"/>
+        </w:rPr>
+        <w:fldChar w:fldCharType="begin"/>
+      </w:r>
+      <w:r>
+        <w:rPr>
+          <w:rFonts w:eastAsia="黑体"/>
+          <w:szCs w:val="21"/>
+        </w:rPr>
+        <w:instrText xml:space="preserve"> STYLEREF 1 \s </w:instrText>
+      </w:r>
+      <w:r>
+        <w:rPr>
+          <w:rFonts w:eastAsia="黑体"/>
+          <w:szCs w:val="21"/>
+        </w:rPr>
+        <w:fldChar w:fldCharType="separate"/>
+      </w:r>
+      <w:r>
+        <w:rPr>
+          <w:rFonts w:eastAsia="黑体"/>
+          <w:noProof/>
+          <w:szCs w:val="21"/>
+        </w:rPr>
+        <w:t>1</w:t>
+      </w:r>
+      <w:r>
+        <w:rPr>
+          <w:rFonts w:eastAsia="黑体"/>
+          <w:szCs w:val="21"/>
+        </w:rPr>
+        <w:fldChar w:fldCharType="end"/>
+      </w:r>
+      <w:r>
+        <w:rPr>
+          <w:rFonts w:eastAsia="黑体"/>
+          <w:szCs w:val="21"/>
+        </w:rPr>
+        <w:noBreakHyphen/>
+      </w:r>
+      <w:r>
+        <w:rPr>
+          <w:rFonts w:eastAsia="黑体"/>
+          <w:szCs w:val="21"/>
+        </w:rPr>
+        <w:fldChar w:fldCharType="begin"/>
+      </w:r>
+      <w:r>
+        <w:rPr>
+          <w:rFonts w:eastAsia="黑体"/>
+          <w:szCs w:val="21"/>
+        </w:rPr>
+        <w:instrText xml:space="preserve"> SEQ </w:instrText>
+      </w:r>
+      <w:r>
+        <w:rPr>
+          <w:rFonts w:eastAsia="黑体"/>
+          <w:szCs w:val="21"/>
+        </w:rPr>
+        <w:instrText>表</w:instrText>
+      </w:r>
+      <w:r>
+        <w:rPr>
+          <w:rFonts w:eastAsia="黑体"/>
+          <w:szCs w:val="21"/>
+        </w:rPr>
+        <w:instrText xml:space="preserve"> \* ARABIC \s 1 </w:instrText>
+      </w:r>
+      <w:r>
+        <w:rPr>
+          <w:rFonts w:eastAsia="黑体"/>
+          <w:szCs w:val="21"/>
+        </w:rPr>
+        <w:fldChar w:fldCharType="separate"/>
+      </w:r>
+      <w:r>
+        <w:rPr>
+          <w:rFonts w:eastAsia="黑体"/>
+          <w:noProof/>
+          <w:szCs w:val="21"/>
+        </w:rPr>
+        <w:t>2</w:t>
+      </w:r>
+      <w:r>
+        <w:rPr>
+          <w:rFonts w:eastAsia="黑体"/>
+          <w:szCs w:val="21"/>
+        </w:rPr>
+        <w:fldChar w:fldCharType="end"/>
+      </w:r>
+      <w:r>
+        <w:rPr>
+          <w:rFonts w:eastAsia="黑体" w:hint="eastAsia"/>
+          <w:szCs w:val="21"/>
+        </w:rPr>
+        <w:t xml:space="preserve">首轮测试项1号</w:t>
+      </w:r>
+      <w:r>
+        <w:rPr>
+          <w:rFonts w:eastAsia="黑体" w:hint="eastAsia"/>
+          <w:szCs w:val="21"/>
+        </w:rPr>
+        <w:t>测试项</w:t>
+      </w:r>
+    </w:p>
+    <w:tbl>
+      <w:tblPr>
+        <w:tblW w:w="0" w:type="auto"/>
+        <w:tblBorders>
+          <w:top w:val="single" w:sz="12" w:space="0" w:color="auto"/>
+          <w:left w:val="single" w:sz="12" w:space="0" w:color="auto"/>
+          <w:bottom w:val="single" w:sz="12" w:space="0" w:color="auto"/>
+          <w:right w:val="single" w:sz="12" w:space="0" w:color="auto"/>
+          <w:insideH w:val="single" w:sz="6" w:space="0" w:color="auto"/>
+          <w:insideV w:val="single" w:sz="6" w:space="0" w:color="auto"/>
+        </w:tblBorders>
+        <w:tblCellMar>
+          <w:top w:w="85" w:type="dxa"/>
+          <w:bottom w:w="85" w:type="dxa"/>
+        </w:tblCellMar>
+        <w:tblLook w:val="0000" w:firstRow="0" w:lastRow="0" w:firstColumn="0" w:lastColumn="0" w:noHBand="0" w:noVBand="0"/>
+      </w:tblPr>
+      <w:tblGrid>
+        <w:gridCol w:w="1329"/>
+        <w:gridCol w:w="2200"/>
+        <w:gridCol w:w="1402"/>
+        <w:gridCol w:w="1570"/>
+        <w:gridCol w:w="864"/>
+        <w:gridCol w:w="1675"/>
+      </w:tblGrid>
+      <w:tr>
+        <w:tc>
+          <w:tcPr>
+            <w:tcW w:w="1329" w:type="dxa"/>
+            <w:vAlign w:val="center"/>
+          </w:tcPr>
+          <w:p>
+            <w:pPr>
+              <w:spacing w:before="100" w:beforeAutospacing="1" w:after="100" w:afterAutospacing="1"/>
+              <w:jc w:val="center"/>
+              <w:rPr>
+                <w:rFonts w:ascii="黑体" w:eastAsia="黑体" w:hAnsi="黑体"/>
+                <w:snapToGrid w:val="0"/>
+                <w:spacing w:val="2"/>
+                <w:szCs w:val="21"/>
+              </w:rPr>
+            </w:pPr>
+            <w:r>
+              <w:rPr>
+                <w:rFonts w:ascii="黑体" w:eastAsia="黑体" w:hAnsi="黑体"/>
+                <w:snapToGrid w:val="0"/>
+                <w:spacing w:val="2"/>
+                <w:szCs w:val="21"/>
+              </w:rPr>
+              <w:t>测试项名称</w:t>
+            </w:r>
+          </w:p>
+        </w:tc>
+        <w:tc>
+          <w:tcPr>
+            <w:tcW w:w="2200" w:type="dxa"/>
+            <w:vAlign w:val="center"/>
+          </w:tcPr>
+          <w:p>
+            <w:pPr>
+              <w:rPr>
+                <w:snapToGrid w:val="0"/>
+                <w:spacing w:val="2"/>
+                <w:szCs w:val="21"/>
+              </w:rPr>
+            </w:pPr>
+            <w:r>
+              <w:rPr>
+                <w:szCs w:val="21"/>
+              </w:rPr>
+              <w:t xml:space="preserve">首轮测试项1号</w:t>
+            </w:r>
+          </w:p>
+        </w:tc>
+        <w:tc>
+          <w:tcPr>
+            <w:tcW w:w="1402" w:type="dxa"/>
+            <w:vAlign w:val="center"/>
+          </w:tcPr>
+          <w:p>
+            <w:pPr>
+              <w:jc w:val="center"/>
+              <w:rPr>
+                <w:rFonts w:ascii="黑体" w:eastAsia="黑体" w:hAnsi="黑体"/>
+                <w:snapToGrid w:val="0"/>
+                <w:szCs w:val="21"/>
+              </w:rPr>
+            </w:pPr>
+            <w:r>
+              <w:rPr>
+                <w:rFonts w:ascii="黑体" w:eastAsia="黑体" w:hAnsi="黑体"/>
+                <w:snapToGrid w:val="0"/>
+                <w:szCs w:val="21"/>
+              </w:rPr>
+              <w:t>测试项标识</w:t>
+            </w:r>
+          </w:p>
+        </w:tc>
+        <w:tc>
+          <w:tcPr>
+            <w:tcW w:w="1570" w:type="dxa"/>
+            <w:vAlign w:val="center"/>
+          </w:tcPr>
+          <w:p>
+            <w:pPr>
+              <w:jc w:val="center"/>
+              <w:rPr>
+                <w:snapToGrid w:val="0"/>
+                <w:szCs w:val="21"/>
+              </w:rPr>
+            </w:pPr>
+            <w:r>
+              <w:rPr>
+                <w:szCs w:val="21"/>
+              </w:rPr>
+              <w:t xml:space="preserve">XQ_FT_CCCC</w:t>
+            </w:r>
+          </w:p>
+        </w:tc>
+        <w:tc>
+          <w:tcPr>
+            <w:tcW w:w="864" w:type="dxa"/>
+            <w:vAlign w:val="center"/>
+          </w:tcPr>
+          <w:p>
+            <w:pPr>
+              <w:jc w:val="center"/>
+              <w:rPr>
+                <w:rFonts w:ascii="黑体" w:eastAsia="黑体" w:hAnsi="黑体"/>
+                <w:snapToGrid w:val="0"/>
+                <w:szCs w:val="21"/>
+              </w:rPr>
+            </w:pPr>
+            <w:r>
+              <w:rPr>
+                <w:rFonts w:ascii="黑体" w:eastAsia="黑体" w:hAnsi="黑体"/>
+                <w:snapToGrid w:val="0"/>
+                <w:szCs w:val="21"/>
+              </w:rPr>
+              <w:t>优先级</w:t>
+            </w:r>
+          </w:p>
+        </w:tc>
+        <w:tc>
+          <w:tcPr>
+            <w:tcW w:w="1675" w:type="dxa"/>
+            <w:vAlign w:val="center"/>
+          </w:tcPr>
+          <w:p>
+            <w:pPr>
+              <w:jc w:val="center"/>
+              <w:rPr>
+                <w:snapToGrid w:val="0"/>
+                <w:szCs w:val="21"/>
+              </w:rPr>
+            </w:pPr>
+            <w:r>
+              <w:rPr>
+                <w:szCs w:val="21"/>
+              </w:rPr>
+              <w:t xml:space="preserve">高</w:t>
+            </w:r>
+          </w:p>
+        </w:tc>
+      </w:tr>
+      <w:tr>
+        <w:tc>
+          <w:tcPr>
+            <w:tcW w:w="1329" w:type="dxa"/>
+            <w:vAlign w:val="center"/>
+          </w:tcPr>
+          <w:p>
+            <w:pPr>
+              <w:spacing w:before="100" w:beforeAutospacing="1" w:after="100" w:afterAutospacing="1"/>
+              <w:jc w:val="center"/>
+              <w:rPr>
+                <w:rFonts w:ascii="黑体" w:eastAsia="黑体" w:hAnsi="黑体"/>
+                <w:snapToGrid w:val="0"/>
+                <w:spacing w:val="2"/>
+                <w:szCs w:val="21"/>
+              </w:rPr>
+            </w:pPr>
+            <w:r>
+              <w:rPr>
+                <w:rFonts w:ascii="黑体" w:eastAsia="黑体" w:hAnsi="黑体"/>
+                <w:snapToGrid w:val="0"/>
+                <w:spacing w:val="2"/>
+                <w:szCs w:val="21"/>
+              </w:rPr>
+              <w:t xml:space="preserve">追踪关系</w:t>
+            </w:r>
+          </w:p>
+        </w:tc>
+        <w:tc>
+          <w:tcPr>
+            <w:tcW w:w="7711" w:type="dxa"/>
+            <w:gridSpan w:val="5"/>
+            <w:vAlign w:val="center"/>
+          </w:tcPr>
+          <w:p>
+            <w:pPr>
+              <w:wordWrap w:val="0"/>
+              <w:adjustRightInd w:val="0"/>
+              <w:rPr>
+                <w:szCs w:val="21"/>
+              </w:rPr>
+            </w:pPr>
+            <w:r>
+              <w:rPr>
+                <w:szCs w:val="21"/>
+              </w:rPr>
+              <w:t>《</w:t>
+            </w:r>
+            <w:r>
+              <w:rPr>
+                <w:szCs w:val="21"/>
+              </w:rPr>
+              <w:t xml:space="preserve">需求规格说明1L</w:t>
+            </w:r>
+            <w:r>
+              <w:rPr>
+                <w:szCs w:val="21"/>
+              </w:rPr>
+              <w:t>》</w:t>
+            </w:r>
+            <w:r>
+              <w:rPr>
+                <w:szCs w:val="21"/>
+              </w:rPr>
+              <w:t xml:space="preserve">-3.3.3-测试设计需求首轮哟</w:t>
+            </w:r>
+          </w:p>
+        </w:tc>
+      </w:tr>
+      <w:tr>
+        <w:tc>
+          <w:tcPr>
+            <w:tcW w:w="1329" w:type="dxa"/>
+            <w:vAlign w:val="center"/>
+          </w:tcPr>
+          <w:p>
+            <w:pPr>
+              <w:spacing w:before="100" w:beforeAutospacing="1" w:after="100" w:afterAutospacing="1"/>
+              <w:jc w:val="center"/>
+              <w:rPr>
+                <w:rFonts w:ascii="黑体" w:eastAsia="黑体" w:hAnsi="黑体"/>
+                <w:snapToGrid w:val="0"/>
+                <w:spacing w:val="2"/>
+                <w:szCs w:val="21"/>
+              </w:rPr>
+            </w:pPr>
+            <w:r>
+              <w:rPr>
+                <w:rFonts w:ascii="黑体" w:eastAsia="黑体" w:hAnsi="黑体"/>
+                <w:snapToGrid w:val="0"/>
+                <w:spacing w:val="2"/>
+                <w:szCs w:val="21"/>
+              </w:rPr>
+              <w:t xml:space="preserve">需求描述</w:t>
+            </w:r>
+          </w:p>
+        </w:tc>
+        <w:tc>
+          <w:tcPr>
+            <w:tcW w:w="7711" w:type="dxa"/>
+            <w:gridSpan w:val="5"/>
+            <w:vAlign w:val="center"/>
+          </w:tcPr>
+          <w:p>
+            <w:pPr>
+              <w:wordWrap w:val="0"/>
+              <w:adjustRightInd w:val="0"/>
+              <w:rPr>
+                <w:szCs w:val="21"/>
+              </w:rPr>
+            </w:pPr>
+            <w:r>
+              <w:rPr>
+                <w:rFonts w:hint="eastAsia"/>
+                <w:szCs w:val="21"/>
+              </w:rPr>
+              <w:t xml:space="preserve"/>
+            </w:r>
+            <w:r>
+              <w:rPr>
+                <w:szCs w:val="21"/>
+              </w:rPr>
+              <w:t xml:space="preserve"/>
+            </w:r>
+            <w:r>
+              <w:drawing>
+                <wp:inline xmlns:a="http://schemas.openxmlformats.org/drawingml/2006/main" xmlns:pic="http://schemas.openxmlformats.org/drawingml/2006/picture">
+                  <wp:extent cx="4140000" cy="2105813"/>
+                  <wp:docPr id="1002" name="Picture 1"/>
+                  <wp:cNvGraphicFramePr>
+                    <a:graphicFrameLocks noChangeAspect="1"/>
+                  </wp:cNvGraphicFramePr>
+                  <a:graphic>
+                    <a:graphicData uri="http://schemas.openxmlformats.org/drawingml/2006/picture">
+                      <pic:pic>
+                        <pic:nvPicPr>
+                          <pic:cNvPr id="0" name="image.png"/>
+                          <pic:cNvPicPr/>
+                        </pic:nvPicPr>
+                        <pic:blipFill>
+                          <a:blip r:embed="rId13"/>
+                          <a:stretch>
+                            <a:fillRect/>
+                          </a:stretch>
+                        </pic:blipFill>
+                        <pic:spPr>
+                          <a:xfrm>
+                            <a:off x="0" y="0"/>
+                            <a:ext cx="4140000" cy="2105813"/>
+                          </a:xfrm>
+                          <a:prstGeom prst="rect"/>
+                        </pic:spPr>
+                      </pic:pic>
+                    </a:graphicData>
+                  </a:graphic>
+                </wp:inline>
+              </w:drawing>
+            </w:r>
+            <w:r>
+              <w:t xml:space="preserve"/>
+            </w:r>
+            <w:r>
+              <w:rPr>
+                <w:rFonts w:hint="eastAsia"/>
+                <w:szCs w:val="21"/>
+              </w:rPr>
+              <w:t xml:space="preserve"/>
+            </w:r>
+          </w:p>
+        </w:tc>
+      </w:tr>
+      <w:tr>
+        <w:tc>
+          <w:tcPr>
+            <w:tcW w:w="1329" w:type="dxa"/>
+            <w:vAlign w:val="center"/>
+          </w:tcPr>
+          <w:p>
+            <w:pPr>
+              <w:spacing w:before="100" w:beforeAutospacing="1" w:after="100" w:afterAutospacing="1"/>
+              <w:jc w:val="center"/>
+              <w:rPr>
+                <w:rFonts w:ascii="黑体" w:eastAsia="黑体" w:hAnsi="黑体"/>
+                <w:snapToGrid w:val="0"/>
+                <w:spacing w:val="2"/>
+                <w:szCs w:val="21"/>
+              </w:rPr>
+            </w:pPr>
+            <w:r>
+              <w:rPr>
+                <w:rFonts w:ascii="黑体" w:eastAsia="黑体" w:hAnsi="黑体" w:hint="eastAsia"/>
+                <w:snapToGrid w:val="0"/>
+                <w:spacing w:val="2"/>
+                <w:szCs w:val="21"/>
+              </w:rPr>
+              <w:t>测试手段</w:t>
+            </w:r>
+          </w:p>
+        </w:tc>
+        <w:tc>
+          <w:tcPr>
+            <w:tcW w:w="7711" w:type="dxa"/>
+            <w:gridSpan w:val="5"/>
+            <w:vAlign w:val="center"/>
+          </w:tcPr>
+          <w:p>
+            <w:pPr>
+              <w:wordWrap w:val="0"/>
+              <w:adjustRightInd w:val="0"/>
+              <w:rPr>
+                <w:szCs w:val="21"/>
+              </w:rPr>
+            </w:pPr>
+            <w:r>
+              <w:rPr>
+                <w:szCs w:val="21"/>
+              </w:rPr>
+              <w:t xml:space="preserve">动态测试 </w:t>
+            </w:r>
+          </w:p>
+        </w:tc>
+      </w:tr>
+      <w:tr>
+        <w:tc>
+          <w:tcPr>
+            <w:tcW w:w="1329" w:type="dxa"/>
+            <w:vAlign w:val="center"/>
+          </w:tcPr>
+          <w:p>
+            <w:pPr>
+              <w:spacing w:before="100" w:beforeAutospacing="1" w:after="100" w:afterAutospacing="1"/>
+              <w:jc w:val="center"/>
+              <w:rPr>
+                <w:rFonts w:ascii="黑体" w:eastAsia="黑体" w:hAnsi="黑体"/>
+                <w:snapToGrid w:val="0"/>
+                <w:spacing w:val="2"/>
+                <w:szCs w:val="21"/>
+              </w:rPr>
+            </w:pPr>
+            <w:r>
+              <w:rPr>
+                <w:rFonts w:ascii="黑体" w:eastAsia="黑体" w:hAnsi="黑体"/>
+                <w:snapToGrid w:val="0"/>
+                <w:spacing w:val="2"/>
+                <w:szCs w:val="21"/>
+              </w:rPr>
+              <w:t>测试项描述</w:t>
+            </w:r>
+          </w:p>
+        </w:tc>
+        <w:tc>
+          <w:tcPr>
+            <w:tcW w:w="7711" w:type="dxa"/>
+            <w:gridSpan w:val="5"/>
+            <w:vAlign w:val="center"/>
+          </w:tcPr>
+          <w:p>
+            <w:pPr>
+              <w:wordWrap w:val="0"/>
+              <w:adjustRightInd w:val="0"/>
+              <w:spacing w:line="360" w:lineRule="auto"/>
+              <w:rPr>
+                <w:b/>
+                <w:bCs/>
+                <w:szCs w:val="21"/>
+              </w:rPr>
+            </w:pPr>
+            <w:r>
+              <w:rPr>
+                <w:b/>
+                <w:bCs/>
+                <w:szCs w:val="21"/>
+              </w:rPr>
+              <w:t xml:space="preserve">1.1111</w:t>
+            </w:r>
+            <w:r>
+              <w:rPr>
+                <w:rFonts w:hint="eastAsia"/>
+                <w:b/>
+                <w:bCs/>
+                <w:szCs w:val="21"/>
+              </w:rPr>
+              <w:t>（</w:t>
+            </w:r>
+            <w:r>
+              <w:rPr>
+                <w:rFonts w:hint="eastAsia"/>
+                <w:b/>
+                <w:bCs/>
+                <w:szCs w:val="21"/>
+              </w:rPr>
+              <w:t xml:space="preserve">XQ_FT_CCCC_SU01</w:t>
+            </w:r>
+            <w:r>
+              <w:rPr>
+                <w:rFonts w:hint="eastAsia"/>
+                <w:b/>
+                <w:bCs/>
+                <w:szCs w:val="21"/>
+              </w:rPr>
+              <w:t>）</w:t>
+            </w:r>
+          </w:p>
+          <w:p>
+            <w:pPr>
+              <w:wordWrap w:val="0"/>
+              <w:adjustRightInd w:val="0"/>
+              <w:spacing w:afterLines="50" w:after="156"/>
+              <w:rPr>
+                <w:szCs w:val="21"/>
+              </w:rPr>
+            </w:pPr>
+            <w:r>
+              <w:rPr>
+                <w:rFonts w:hint="eastAsia"/>
+                <w:szCs w:val="21"/>
+              </w:rPr>
+              <w:t xml:space="preserve">22222</w:t>
+            </w:r>
+          </w:p>
+        </w:tc>
+      </w:tr>
+      <w:tr>
+        <w:tc>
+          <w:tcPr>
+            <w:tcW w:w="1329" w:type="dxa"/>
+            <w:vAlign w:val="center"/>
+          </w:tcPr>
+          <w:p>
+            <w:pPr>
+              <w:spacing w:before="100" w:beforeAutospacing="1" w:after="100" w:afterAutospacing="1"/>
+              <w:jc w:val="center"/>
+              <w:rPr>
+                <w:rFonts w:ascii="黑体" w:eastAsia="黑体" w:hAnsi="黑体"/>
+                <w:snapToGrid w:val="0"/>
+                <w:spacing w:val="2"/>
+                <w:szCs w:val="21"/>
+              </w:rPr>
+            </w:pPr>
+            <w:r>
+              <w:rPr>
+                <w:rFonts w:ascii="黑体" w:eastAsia="黑体" w:hAnsi="黑体"/>
+                <w:snapToGrid w:val="0"/>
+                <w:spacing w:val="2"/>
+                <w:szCs w:val="21"/>
+              </w:rPr>
+              <w:t>测试方法</w:t>
+            </w:r>
+          </w:p>
+        </w:tc>
+        <w:tc>
+          <w:tcPr>
+            <w:tcW w:w="7711" w:type="dxa"/>
+            <w:gridSpan w:val="5"/>
+            <w:shd w:val="clear" w:color="auto" w:fill="auto"/>
+          </w:tcPr>
+          <w:p>
+            <w:pPr>
+              <w:wordWrap w:val="0"/>
+              <w:adjustRightInd w:val="0"/>
+              <w:spacing w:line="360" w:lineRule="auto"/>
+              <w:rPr>
+                <w:b/>
+                <w:bCs/>
+                <w:szCs w:val="21"/>
+              </w:rPr>
+            </w:pPr>
+            <w:r>
+              <w:rPr>
+                <w:b/>
+                <w:bCs/>
+                <w:szCs w:val="21"/>
+              </w:rPr>
+              <w:t xml:space="preserve">1.1111</w:t>
+            </w:r>
+            <w:r>
+              <w:rPr>
+                <w:rFonts w:hint="eastAsia"/>
+                <w:b/>
+                <w:bCs/>
+                <w:szCs w:val="21"/>
+              </w:rPr>
+              <w:t>（</w:t>
+            </w:r>
+            <w:r>
+              <w:rPr>
+                <w:rFonts w:hint="eastAsia"/>
+                <w:b/>
+                <w:bCs/>
+                <w:szCs w:val="21"/>
+              </w:rPr>
+              <w:t xml:space="preserve">XQ_FT_CCCC_SU01</w:t>
+            </w:r>
+            <w:r>
+              <w:rPr>
+                <w:rFonts w:hint="eastAsia"/>
+                <w:b/>
+                <w:bCs/>
+                <w:szCs w:val="21"/>
+              </w:rPr>
+              <w:t>）</w:t>
+            </w:r>
+          </w:p>
+          <w:p>
+            <w:pPr>
+              <w:wordWrap w:val="0"/>
+              <w:adjustRightInd w:val="0"/>
+              <w:spacing w:afterLines="50" w:after="156"/>
+              <w:rPr>
+                <w:szCs w:val="21"/>
+              </w:rPr>
+            </w:pPr>
+            <w:r>
+              <w:rPr>
+                <w:rFonts w:hint="eastAsia"/>
+                <w:szCs w:val="21"/>
+              </w:rPr>
+              <w:t xml:space="preserve"/>
+            </w:r>
+            <w:r>
+              <w:t xml:space="preserve"/>
+            </w:r>
+            <w:r>
+              <w:rPr>
+                <w:rFonts w:hint="eastAsia"/>
+                <w:szCs w:val="21"/>
+              </w:rPr>
+              <w:t xml:space="preserve">123</w:t>
+            </w:r>
+            <w:r>
+              <w:rPr>
+                <w:rFonts w:hint="eastAsia"/>
+                <w:szCs w:val="21"/>
+              </w:rPr>
+              <w:t>，</w:t>
+            </w:r>
+            <w:r>
+              <w:rPr>
+                <w:rFonts w:hint="eastAsia"/>
+                <w:szCs w:val="21"/>
+              </w:rPr>
+              <w:t xml:space="preserve"/>
+            </w:r>
+            <w:r>
+              <w:t xml:space="preserve"/>
+            </w:r>
+            <w:r>
+              <w:rPr>
+                <w:rFonts w:hint="eastAsia"/>
+                <w:szCs w:val="21"/>
+              </w:rPr>
+              <w:t xml:space="preserve"/>
+            </w:r>
+            <w:r>
+              <w:t xml:space="preserve"/>
+            </w:r>
+            <w:r>
+              <w:rPr>
+                <w:rFonts w:hint="eastAsia"/>
+                <w:szCs w:val="21"/>
+              </w:rPr>
+              <w:t xml:space="preserve">123</w:t>
+            </w:r>
+            <w:r>
+              <w:rPr>
+                <w:rFonts w:hint="eastAsia"/>
+                <w:szCs w:val="21"/>
+              </w:rPr>
+              <w:t xml:space="preserve"/>
+            </w:r>
+            <w:r>
+              <w:t xml:space="preserve"/>
+            </w:r>
+            <w:r>
+              <w:t xml:space="preserve"/>
+            </w:r>
+            <w:r>
+              <w:rPr>
+                <w:rFonts w:hint="eastAsia"/>
+                <w:szCs w:val="21"/>
+              </w:rPr>
+              <w:t>，</w:t>
+            </w:r>
+            <w:r>
+              <w:rPr>
+                <w:rFonts w:hint="eastAsia"/>
+                <w:szCs w:val="21"/>
+              </w:rPr>
+              <w:t xml:space="preserve">123</w:t>
+            </w:r>
+            <w:r>
+              <w:rPr>
+                <w:rFonts w:hint="eastAsia"/>
+                <w:szCs w:val="21"/>
+              </w:rPr>
+              <w:t xml:space="preserve"/>
+            </w:r>
+            <w:r>
+              <w:t xml:space="preserve"/>
+            </w:r>
+            <w:r>
+              <w:t xml:space="preserve"/>
+            </w:r>
+            <w:r>
+              <w:rPr>
+                <w:rFonts w:hint="eastAsia"/>
+                <w:szCs w:val="21"/>
+              </w:rPr>
+              <w:t>，</w:t>
+            </w:r>
+            <w:r>
+              <w:rPr>
+                <w:rFonts w:hint="eastAsia"/>
+                <w:szCs w:val="21"/>
+              </w:rPr>
+              <w:t xml:space="preserve">123</w:t>
+            </w:r>
+            <w:r>
+              <w:rPr>
+                <w:rFonts w:hint="eastAsia"/>
+                <w:szCs w:val="21"/>
+              </w:rPr>
+              <w:t xml:space="preserve"/>
+            </w:r>
+            <w:r>
+              <w:t xml:space="preserve"/>
+            </w:r>
+          </w:p>
+        </w:tc>
+      </w:tr>
+      <w:tr>
+        <w:tc>
+          <w:tcPr>
+            <w:tcW w:w="1329" w:type="dxa"/>
+            <w:vAlign w:val="center"/>
+          </w:tcPr>
+          <w:p>
+            <w:pPr>
+              <w:spacing w:before="100" w:beforeAutospacing="1" w:after="100" w:afterAutospacing="1"/>
+              <w:jc w:val="center"/>
+              <w:rPr>
+                <w:rFonts w:ascii="黑体" w:eastAsia="黑体" w:hAnsi="黑体"/>
+                <w:snapToGrid w:val="0"/>
+                <w:spacing w:val="2"/>
+                <w:szCs w:val="21"/>
+              </w:rPr>
+            </w:pPr>
+            <w:r>
+              <w:rPr>
+                <w:rFonts w:ascii="黑体" w:eastAsia="黑体" w:hAnsi="黑体"/>
+                <w:snapToGrid w:val="0"/>
+                <w:spacing w:val="2"/>
+                <w:szCs w:val="21"/>
+              </w:rPr>
+              <w:t>充分性要求</w:t>
+            </w:r>
+          </w:p>
+        </w:tc>
+        <w:tc>
+          <w:tcPr>
+            <w:tcW w:w="7711" w:type="dxa"/>
+            <w:gridSpan w:val="5"/>
+            <w:vAlign w:val="center"/>
+          </w:tcPr>
+          <w:p>
+            <w:pPr>
+              <w:jc w:val="left"/>
+              <w:textAlignment w:val="center"/>
+              <w:rPr>
+                <w:snapToGrid w:val="0"/>
+                <w:szCs w:val="21"/>
+              </w:rPr>
+            </w:pPr>
+            <w:r>
+              <w:rPr>
+                <w:rFonts w:hint="eastAsia"/>
+                <w:snapToGrid w:val="0"/>
+                <w:szCs w:val="21"/>
+              </w:rPr>
+              <w:t xml:space="preserve">测试用例覆盖1111子项要求的全部内容。</w:t>
+            </w:r>
+          </w:p>
+          <w:p>
+            <w:pPr>
+              <w:jc w:val="left"/>
+              <w:textAlignment w:val="center"/>
+              <w:rPr>
+                <w:snapToGrid w:val="0"/>
+                <w:szCs w:val="21"/>
+              </w:rPr>
+            </w:pPr>
+            <w:r>
+              <w:rPr>
+                <w:rFonts w:hint="eastAsia"/>
+                <w:snapToGrid w:val="0"/>
+                <w:szCs w:val="21"/>
+              </w:rPr>
+              <w:t xml:space="preserve">所有用例执行完毕，对于未执行的用例说明未执行原因。</w:t>
+            </w:r>
+          </w:p>
+        </w:tc>
+      </w:tr>
+      <w:tr>
+        <w:tc>
+          <w:tcPr>
+            <w:tcW w:w="1329" w:type="dxa"/>
+            <w:vAlign w:val="center"/>
+          </w:tcPr>
+          <w:p>
+            <w:pPr>
+              <w:spacing w:before="100" w:beforeAutospacing="1" w:after="100" w:afterAutospacing="1"/>
+              <w:jc w:val="center"/>
+              <w:rPr>
+                <w:rFonts w:ascii="黑体" w:eastAsia="黑体" w:hAnsi="黑体"/>
+                <w:snapToGrid w:val="0"/>
+                <w:spacing w:val="2"/>
+                <w:szCs w:val="21"/>
+              </w:rPr>
+            </w:pPr>
+            <w:r>
+              <w:rPr>
+                <w:rFonts w:ascii="黑体" w:eastAsia="黑体" w:hAnsi="黑体"/>
+                <w:snapToGrid w:val="0"/>
+                <w:spacing w:val="2"/>
+                <w:szCs w:val="21"/>
+              </w:rPr>
+              <w:lastRenderedPageBreak/>
+              <w:t xml:space="preserve">通过准则</w:t>
+            </w:r>
+          </w:p>
+        </w:tc>
+        <w:tc>
+          <w:tcPr>
+            <w:tcW w:w="7711" w:type="dxa"/>
+            <w:gridSpan w:val="5"/>
+            <w:vAlign w:val="center"/>
+          </w:tcPr>
+          <w:p>
+            <w:pPr>
+              <w:spacing w:before="100" w:beforeAutospacing="1" w:after="100" w:afterAutospacing="1"/>
+              <w:jc w:val="left"/>
+              <w:textAlignment w:val="center"/>
+              <w:rPr>
+                <w:snapToGrid w:val="0"/>
+                <w:szCs w:val="21"/>
+              </w:rPr>
+            </w:pPr>
+            <w:r>
+              <w:rPr>
+                <w:snapToGrid w:val="0"/>
+                <w:szCs w:val="21"/>
+              </w:rPr>
+              <w:t>各测试步骤、测试用例执行结果与预期一致，功能实现正确</w:t>
+            </w:r>
+          </w:p>
+        </w:tc>
+      </w:tr>
+    </w:tbl>
+    <w:p/>
+    <w:p>
+      <w:pPr>
+        <w:pStyle w:val="4"/>
+        <w:rPr>
+          <w:sz w:val="24"/>
+          <w:szCs w:val="24"/>
+        </w:rPr>
+      </w:pPr>
+      <w:r>
+        <w:rPr>
+          <w:sz w:val="24"/>
+          <w:szCs w:val="24"/>
+        </w:rPr>
+        <w:t xml:space="preserve">某测试项</w:t>
+      </w:r>
+    </w:p>
+    <w:p>
+      <w:pPr>
+        <w:spacing w:line="360" w:lineRule="auto"/>
+        <w:jc w:val="center"/>
+        <w:rPr>
+          <w:rFonts w:eastAsia="黑体"/>
+          <w:szCs w:val="21"/>
+        </w:rPr>
+      </w:pPr>
+      <w:r>
+        <w:rPr>
+          <w:rFonts w:eastAsia="黑体"/>
+          <w:szCs w:val="21"/>
+        </w:rPr>
+        <w:t>表</w:t>
+      </w:r>
+      <w:r>
+        <w:rPr>
+          <w:rFonts w:eastAsia="黑体"/>
+          <w:szCs w:val="21"/>
+        </w:rPr>
+        <w:fldChar w:fldCharType="begin"/>
+      </w:r>
+      <w:r>
+        <w:rPr>
+          <w:rFonts w:eastAsia="黑体"/>
+          <w:szCs w:val="21"/>
+        </w:rPr>
+        <w:instrText xml:space="preserve"> STYLEREF 1 \s </w:instrText>
+      </w:r>
+      <w:r>
+        <w:rPr>
+          <w:rFonts w:eastAsia="黑体"/>
+          <w:szCs w:val="21"/>
+        </w:rPr>
+        <w:fldChar w:fldCharType="separate"/>
+      </w:r>
+      <w:r>
+        <w:rPr>
+          <w:rFonts w:eastAsia="黑体"/>
+          <w:noProof/>
+          <w:szCs w:val="21"/>
+        </w:rPr>
+        <w:t>1</w:t>
+      </w:r>
+      <w:r>
+        <w:rPr>
+          <w:rFonts w:eastAsia="黑体"/>
+          <w:szCs w:val="21"/>
+        </w:rPr>
+        <w:fldChar w:fldCharType="end"/>
+      </w:r>
+      <w:r>
+        <w:rPr>
+          <w:rFonts w:eastAsia="黑体"/>
+          <w:szCs w:val="21"/>
+        </w:rPr>
+        <w:noBreakHyphen/>
+      </w:r>
+      <w:r>
+        <w:rPr>
+          <w:rFonts w:eastAsia="黑体"/>
+          <w:szCs w:val="21"/>
+        </w:rPr>
+        <w:fldChar w:fldCharType="begin"/>
+      </w:r>
+      <w:r>
+        <w:rPr>
+          <w:rFonts w:eastAsia="黑体"/>
+          <w:szCs w:val="21"/>
+        </w:rPr>
+        <w:instrText xml:space="preserve"> SEQ </w:instrText>
+      </w:r>
+      <w:r>
+        <w:rPr>
+          <w:rFonts w:eastAsia="黑体"/>
+          <w:szCs w:val="21"/>
+        </w:rPr>
+        <w:instrText>表</w:instrText>
+      </w:r>
+      <w:r>
+        <w:rPr>
+          <w:rFonts w:eastAsia="黑体"/>
+          <w:szCs w:val="21"/>
+        </w:rPr>
+        <w:instrText xml:space="preserve"> \* ARABIC \s 1 </w:instrText>
+      </w:r>
+      <w:r>
+        <w:rPr>
+          <w:rFonts w:eastAsia="黑体"/>
+          <w:szCs w:val="21"/>
+        </w:rPr>
+        <w:fldChar w:fldCharType="separate"/>
+      </w:r>
+      <w:r>
+        <w:rPr>
+          <w:rFonts w:eastAsia="黑体"/>
+          <w:noProof/>
+          <w:szCs w:val="21"/>
+        </w:rPr>
+        <w:t>2</w:t>
+      </w:r>
+      <w:r>
+        <w:rPr>
+          <w:rFonts w:eastAsia="黑体"/>
+          <w:szCs w:val="21"/>
+        </w:rPr>
+        <w:fldChar w:fldCharType="end"/>
+      </w:r>
+      <w:r>
+        <w:rPr>
+          <w:rFonts w:eastAsia="黑体" w:hint="eastAsia"/>
+          <w:szCs w:val="21"/>
+        </w:rPr>
+        <w:t xml:space="preserve">某测试项</w:t>
+      </w:r>
+      <w:r>
+        <w:rPr>
+          <w:rFonts w:eastAsia="黑体" w:hint="eastAsia"/>
+          <w:szCs w:val="21"/>
+        </w:rPr>
+        <w:t>测试项</w:t>
+      </w:r>
+    </w:p>
+    <w:tbl>
+      <w:tblPr>
+        <w:tblW w:w="0" w:type="auto"/>
+        <w:tblBorders>
+          <w:top w:val="single" w:sz="12" w:space="0" w:color="auto"/>
+          <w:left w:val="single" w:sz="12" w:space="0" w:color="auto"/>
+          <w:bottom w:val="single" w:sz="12" w:space="0" w:color="auto"/>
+          <w:right w:val="single" w:sz="12" w:space="0" w:color="auto"/>
+          <w:insideH w:val="single" w:sz="6" w:space="0" w:color="auto"/>
+          <w:insideV w:val="single" w:sz="6" w:space="0" w:color="auto"/>
+        </w:tblBorders>
+        <w:tblCellMar>
+          <w:top w:w="85" w:type="dxa"/>
+          <w:bottom w:w="85" w:type="dxa"/>
+        </w:tblCellMar>
+        <w:tblLook w:val="0000" w:firstRow="0" w:lastRow="0" w:firstColumn="0" w:lastColumn="0" w:noHBand="0" w:noVBand="0"/>
+      </w:tblPr>
+      <w:tblGrid>
+        <w:gridCol w:w="1329"/>
+        <w:gridCol w:w="2200"/>
+        <w:gridCol w:w="1402"/>
+        <w:gridCol w:w="1570"/>
+        <w:gridCol w:w="864"/>
+        <w:gridCol w:w="1675"/>
+      </w:tblGrid>
+      <w:tr>
+        <w:tc>
+          <w:tcPr>
+            <w:tcW w:w="1329" w:type="dxa"/>
+            <w:vAlign w:val="center"/>
+          </w:tcPr>
+          <w:p>
+            <w:pPr>
+              <w:spacing w:before="100" w:beforeAutospacing="1" w:after="100" w:afterAutospacing="1"/>
+              <w:jc w:val="center"/>
+              <w:rPr>
+                <w:rFonts w:ascii="黑体" w:eastAsia="黑体" w:hAnsi="黑体"/>
+                <w:snapToGrid w:val="0"/>
+                <w:spacing w:val="2"/>
+                <w:szCs w:val="21"/>
+              </w:rPr>
+            </w:pPr>
+            <w:r>
+              <w:rPr>
+                <w:rFonts w:ascii="黑体" w:eastAsia="黑体" w:hAnsi="黑体"/>
+                <w:snapToGrid w:val="0"/>
+                <w:spacing w:val="2"/>
+                <w:szCs w:val="21"/>
+              </w:rPr>
+              <w:t>测试项名称</w:t>
+            </w:r>
+          </w:p>
+        </w:tc>
+        <w:tc>
+          <w:tcPr>
+            <w:tcW w:w="2200" w:type="dxa"/>
+            <w:vAlign w:val="center"/>
+          </w:tcPr>
+          <w:p>
+            <w:pPr>
+              <w:rPr>
+                <w:snapToGrid w:val="0"/>
+                <w:spacing w:val="2"/>
+                <w:szCs w:val="21"/>
+              </w:rPr>
+            </w:pPr>
+            <w:r>
+              <w:rPr>
+                <w:szCs w:val="21"/>
+              </w:rPr>
+              <w:t xml:space="preserve">某测试项</w:t>
+            </w:r>
+          </w:p>
+        </w:tc>
+        <w:tc>
+          <w:tcPr>
+            <w:tcW w:w="1402" w:type="dxa"/>
+            <w:vAlign w:val="center"/>
+          </w:tcPr>
+          <w:p>
+            <w:pPr>
+              <w:jc w:val="center"/>
+              <w:rPr>
+                <w:rFonts w:ascii="黑体" w:eastAsia="黑体" w:hAnsi="黑体"/>
+                <w:snapToGrid w:val="0"/>
+                <w:szCs w:val="21"/>
+              </w:rPr>
+            </w:pPr>
+            <w:r>
+              <w:rPr>
+                <w:rFonts w:ascii="黑体" w:eastAsia="黑体" w:hAnsi="黑体"/>
+                <w:snapToGrid w:val="0"/>
+                <w:szCs w:val="21"/>
+              </w:rPr>
+              <w:t>测试项标识</w:t>
+            </w:r>
+          </w:p>
+        </w:tc>
+        <w:tc>
+          <w:tcPr>
+            <w:tcW w:w="1570" w:type="dxa"/>
+            <w:vAlign w:val="center"/>
+          </w:tcPr>
+          <w:p>
+            <w:pPr>
+              <w:jc w:val="center"/>
+              <w:rPr>
+                <w:snapToGrid w:val="0"/>
+                <w:szCs w:val="21"/>
+              </w:rPr>
+            </w:pPr>
+            <w:r>
+              <w:rPr>
+                <w:szCs w:val="21"/>
+              </w:rPr>
+              <w:t xml:space="preserve">XQ_FT_PPPP</w:t>
+            </w:r>
+          </w:p>
+        </w:tc>
+        <w:tc>
+          <w:tcPr>
+            <w:tcW w:w="864" w:type="dxa"/>
+            <w:vAlign w:val="center"/>
+          </w:tcPr>
+          <w:p>
+            <w:pPr>
+              <w:jc w:val="center"/>
+              <w:rPr>
+                <w:rFonts w:ascii="黑体" w:eastAsia="黑体" w:hAnsi="黑体"/>
+                <w:snapToGrid w:val="0"/>
+                <w:szCs w:val="21"/>
+              </w:rPr>
+            </w:pPr>
+            <w:r>
+              <w:rPr>
+                <w:rFonts w:ascii="黑体" w:eastAsia="黑体" w:hAnsi="黑体"/>
+                <w:snapToGrid w:val="0"/>
+                <w:szCs w:val="21"/>
+              </w:rPr>
+              <w:t>优先级</w:t>
+            </w:r>
+          </w:p>
+        </w:tc>
+        <w:tc>
+          <w:tcPr>
+            <w:tcW w:w="1675" w:type="dxa"/>
+            <w:vAlign w:val="center"/>
+          </w:tcPr>
+          <w:p>
+            <w:pPr>
+              <w:jc w:val="center"/>
+              <w:rPr>
+                <w:snapToGrid w:val="0"/>
+                <w:szCs w:val="21"/>
+              </w:rPr>
+            </w:pPr>
+            <w:r>
+              <w:rPr>
+                <w:szCs w:val="21"/>
+              </w:rPr>
+              <w:t xml:space="preserve">高</w:t>
+            </w:r>
+          </w:p>
+        </w:tc>
+      </w:tr>
+      <w:tr>
+        <w:tc>
+          <w:tcPr>
+            <w:tcW w:w="1329" w:type="dxa"/>
+            <w:vAlign w:val="center"/>
+          </w:tcPr>
+          <w:p>
+            <w:pPr>
+              <w:spacing w:before="100" w:beforeAutospacing="1" w:after="100" w:afterAutospacing="1"/>
+              <w:jc w:val="center"/>
+              <w:rPr>
+                <w:rFonts w:ascii="黑体" w:eastAsia="黑体" w:hAnsi="黑体"/>
+                <w:snapToGrid w:val="0"/>
+                <w:spacing w:val="2"/>
+                <w:szCs w:val="21"/>
+              </w:rPr>
+            </w:pPr>
+            <w:r>
+              <w:rPr>
+                <w:rFonts w:ascii="黑体" w:eastAsia="黑体" w:hAnsi="黑体"/>
+                <w:snapToGrid w:val="0"/>
+                <w:spacing w:val="2"/>
+                <w:szCs w:val="21"/>
+              </w:rPr>
+              <w:t xml:space="preserve">追踪关系</w:t>
+            </w:r>
+          </w:p>
+        </w:tc>
+        <w:tc>
+          <w:tcPr>
+            <w:tcW w:w="7711" w:type="dxa"/>
+            <w:gridSpan w:val="5"/>
+            <w:vAlign w:val="center"/>
+          </w:tcPr>
+          <w:p>
+            <w:pPr>
+              <w:wordWrap w:val="0"/>
+              <w:adjustRightInd w:val="0"/>
+              <w:rPr>
+                <w:szCs w:val="21"/>
+              </w:rPr>
+            </w:pPr>
+            <w:r>
+              <w:rPr>
+                <w:szCs w:val="21"/>
+              </w:rPr>
+              <w:t>《</w:t>
+            </w:r>
+            <w:r>
+              <w:rPr>
+                <w:szCs w:val="21"/>
+              </w:rPr>
+              <w:t xml:space="preserve">需求规格说明1L</w:t>
+            </w:r>
+            <w:r>
+              <w:rPr>
+                <w:szCs w:val="21"/>
+              </w:rPr>
+              <w:t>》</w:t>
+            </w:r>
+            <w:r>
+              <w:rPr>
+                <w:szCs w:val="21"/>
+              </w:rPr>
+              <w:t xml:space="preserve">-3.3.3-测试设计需求首轮哟</w:t>
+            </w:r>
+          </w:p>
+        </w:tc>
+      </w:tr>
+      <w:tr>
+        <w:tc>
+          <w:tcPr>
+            <w:tcW w:w="1329" w:type="dxa"/>
+            <w:vAlign w:val="center"/>
+          </w:tcPr>
+          <w:p>
+            <w:pPr>
+              <w:spacing w:before="100" w:beforeAutospacing="1" w:after="100" w:afterAutospacing="1"/>
+              <w:jc w:val="center"/>
+              <w:rPr>
+                <w:rFonts w:ascii="黑体" w:eastAsia="黑体" w:hAnsi="黑体"/>
+                <w:snapToGrid w:val="0"/>
+                <w:spacing w:val="2"/>
+                <w:szCs w:val="21"/>
+              </w:rPr>
+            </w:pPr>
+            <w:r>
+              <w:rPr>
+                <w:rFonts w:ascii="黑体" w:eastAsia="黑体" w:hAnsi="黑体"/>
+                <w:snapToGrid w:val="0"/>
+                <w:spacing w:val="2"/>
+                <w:szCs w:val="21"/>
+              </w:rPr>
+              <w:t xml:space="preserve">需求描述</w:t>
+            </w:r>
+          </w:p>
+        </w:tc>
+        <w:tc>
+          <w:tcPr>
+            <w:tcW w:w="7711" w:type="dxa"/>
+            <w:gridSpan w:val="5"/>
+            <w:vAlign w:val="center"/>
+          </w:tcPr>
+          <w:p>
+            <w:pPr>
+              <w:wordWrap w:val="0"/>
+              <w:adjustRightInd w:val="0"/>
+              <w:rPr>
+                <w:szCs w:val="21"/>
+              </w:rPr>
+            </w:pPr>
+            <w:r>
+              <w:rPr>
+                <w:rFonts w:hint="eastAsia"/>
+                <w:szCs w:val="21"/>
+              </w:rPr>
+              <w:t xml:space="preserve"/>
+            </w:r>
+            <w:r>
+              <w:rPr>
+                <w:szCs w:val="21"/>
+              </w:rPr>
+              <w:t xml:space="preserve"/>
+            </w:r>
+            <w:r>
+              <w:drawing>
+                <wp:inline xmlns:a="http://schemas.openxmlformats.org/drawingml/2006/main" xmlns:pic="http://schemas.openxmlformats.org/drawingml/2006/picture">
+                  <wp:extent cx="4140000" cy="2105813"/>
+                  <wp:docPr id="1003" name="Picture 1"/>
+                  <wp:cNvGraphicFramePr>
+                    <a:graphicFrameLocks noChangeAspect="1"/>
+                  </wp:cNvGraphicFramePr>
+                  <a:graphic>
+                    <a:graphicData uri="http://schemas.openxmlformats.org/drawingml/2006/picture">
+                      <pic:pic>
+                        <pic:nvPicPr>
+                          <pic:cNvPr id="0" name="image.png"/>
+                          <pic:cNvPicPr/>
+                        </pic:nvPicPr>
+                        <pic:blipFill>
+                          <a:blip r:embed="rId13"/>
+                          <a:stretch>
+                            <a:fillRect/>
+                          </a:stretch>
+                        </pic:blipFill>
+                        <pic:spPr>
+                          <a:xfrm>
+                            <a:off x="0" y="0"/>
+                            <a:ext cx="4140000" cy="2105813"/>
+                          </a:xfrm>
+                          <a:prstGeom prst="rect"/>
+                        </pic:spPr>
+                      </pic:pic>
+                    </a:graphicData>
+                  </a:graphic>
+                </wp:inline>
+              </w:drawing>
+            </w:r>
+            <w:r>
+              <w:t xml:space="preserve"/>
+            </w:r>
+            <w:r>
+              <w:rPr>
+                <w:rFonts w:hint="eastAsia"/>
+                <w:szCs w:val="21"/>
+              </w:rPr>
+              <w:t xml:space="preserve"/>
+            </w:r>
+          </w:p>
+        </w:tc>
+      </w:tr>
+      <w:tr>
+        <w:tc>
+          <w:tcPr>
+            <w:tcW w:w="1329" w:type="dxa"/>
+            <w:vAlign w:val="center"/>
+          </w:tcPr>
+          <w:p>
+            <w:pPr>
+              <w:spacing w:before="100" w:beforeAutospacing="1" w:after="100" w:afterAutospacing="1"/>
+              <w:jc w:val="center"/>
+              <w:rPr>
+                <w:rFonts w:ascii="黑体" w:eastAsia="黑体" w:hAnsi="黑体"/>
+                <w:snapToGrid w:val="0"/>
+                <w:spacing w:val="2"/>
+                <w:szCs w:val="21"/>
+              </w:rPr>
+            </w:pPr>
+            <w:r>
+              <w:rPr>
+                <w:rFonts w:ascii="黑体" w:eastAsia="黑体" w:hAnsi="黑体" w:hint="eastAsia"/>
+                <w:snapToGrid w:val="0"/>
+                <w:spacing w:val="2"/>
+                <w:szCs w:val="21"/>
+              </w:rPr>
+              <w:t>测试手段</w:t>
+            </w:r>
+          </w:p>
+        </w:tc>
+        <w:tc>
+          <w:tcPr>
+            <w:tcW w:w="7711" w:type="dxa"/>
+            <w:gridSpan w:val="5"/>
+            <w:vAlign w:val="center"/>
+          </w:tcPr>
+          <w:p>
+            <w:pPr>
+              <w:wordWrap w:val="0"/>
+              <w:adjustRightInd w:val="0"/>
+              <w:rPr>
+                <w:szCs w:val="21"/>
+              </w:rPr>
+            </w:pPr>
+            <w:r>
+              <w:rPr>
+                <w:szCs w:val="21"/>
+              </w:rPr>
+              <w:t xml:space="preserve">动态测试 </w:t>
+            </w:r>
+          </w:p>
+        </w:tc>
+      </w:tr>
+      <w:tr>
+        <w:tc>
+          <w:tcPr>
+            <w:tcW w:w="1329" w:type="dxa"/>
+            <w:vAlign w:val="center"/>
+          </w:tcPr>
+          <w:p>
+            <w:pPr>
+              <w:spacing w:before="100" w:beforeAutospacing="1" w:after="100" w:afterAutospacing="1"/>
+              <w:jc w:val="center"/>
+              <w:rPr>
+                <w:rFonts w:ascii="黑体" w:eastAsia="黑体" w:hAnsi="黑体"/>
+                <w:snapToGrid w:val="0"/>
+                <w:spacing w:val="2"/>
+                <w:szCs w:val="21"/>
+              </w:rPr>
+            </w:pPr>
+            <w:r>
+              <w:rPr>
+                <w:rFonts w:ascii="黑体" w:eastAsia="黑体" w:hAnsi="黑体"/>
+                <w:snapToGrid w:val="0"/>
+                <w:spacing w:val="2"/>
+                <w:szCs w:val="21"/>
+              </w:rPr>
+              <w:t>测试项描述</w:t>
+            </w:r>
+          </w:p>
+        </w:tc>
+        <w:tc>
+          <w:tcPr>
+            <w:tcW w:w="7711" w:type="dxa"/>
+            <w:gridSpan w:val="5"/>
+            <w:vAlign w:val="center"/>
+          </w:tcPr>
+          <w:p>
+            <w:pPr>
+              <w:wordWrap w:val="0"/>
+              <w:adjustRightInd w:val="0"/>
+              <w:spacing w:line="360" w:lineRule="auto"/>
+              <w:rPr>
+                <w:b/>
+                <w:bCs/>
+                <w:szCs w:val="21"/>
+              </w:rPr>
+            </w:pPr>
+            <w:r>
+              <w:rPr>
+                <w:b/>
+                <w:bCs/>
+                <w:szCs w:val="21"/>
+              </w:rPr>
+              <w:t xml:space="preserve">1.阿萨德</w:t>
+            </w:r>
+            <w:r>
+              <w:rPr>
+                <w:rFonts w:hint="eastAsia"/>
+                <w:b/>
+                <w:bCs/>
+                <w:szCs w:val="21"/>
+              </w:rPr>
+              <w:t>（</w:t>
+            </w:r>
+            <w:r>
+              <w:rPr>
+                <w:rFonts w:hint="eastAsia"/>
+                <w:b/>
+                <w:bCs/>
+                <w:szCs w:val="21"/>
+              </w:rPr>
+              <w:t xml:space="preserve">XQ_FT_PPPP_SU01</w:t>
+            </w:r>
+            <w:r>
+              <w:rPr>
+                <w:rFonts w:hint="eastAsia"/>
+                <w:b/>
+                <w:bCs/>
+                <w:szCs w:val="21"/>
+              </w:rPr>
+              <w:t>）</w:t>
+            </w:r>
+          </w:p>
+          <w:p>
+            <w:pPr>
+              <w:wordWrap w:val="0"/>
+              <w:adjustRightInd w:val="0"/>
+              <w:spacing w:afterLines="50" w:after="156"/>
+              <w:rPr>
+                <w:szCs w:val="21"/>
+              </w:rPr>
+            </w:pPr>
+            <w:r>
+              <w:rPr>
+                <w:rFonts w:hint="eastAsia"/>
+                <w:szCs w:val="21"/>
+              </w:rPr>
+              <w:t xml:space="preserve">大1111</w:t>
+            </w:r>
+          </w:p>
+        </w:tc>
+      </w:tr>
+      <w:tr>
+        <w:tc>
+          <w:tcPr>
+            <w:tcW w:w="1329" w:type="dxa"/>
+            <w:vAlign w:val="center"/>
+          </w:tcPr>
+          <w:p>
+            <w:pPr>
+              <w:spacing w:before="100" w:beforeAutospacing="1" w:after="100" w:afterAutospacing="1"/>
+              <w:jc w:val="center"/>
+              <w:rPr>
+                <w:rFonts w:ascii="黑体" w:eastAsia="黑体" w:hAnsi="黑体"/>
+                <w:snapToGrid w:val="0"/>
+                <w:spacing w:val="2"/>
+                <w:szCs w:val="21"/>
+              </w:rPr>
+            </w:pPr>
+            <w:r>
+              <w:rPr>
+                <w:rFonts w:ascii="黑体" w:eastAsia="黑体" w:hAnsi="黑体"/>
+                <w:snapToGrid w:val="0"/>
+                <w:spacing w:val="2"/>
+                <w:szCs w:val="21"/>
+              </w:rPr>
+              <w:t>测试方法</w:t>
+            </w:r>
+          </w:p>
+        </w:tc>
+        <w:tc>
+          <w:tcPr>
+            <w:tcW w:w="7711" w:type="dxa"/>
+            <w:gridSpan w:val="5"/>
+            <w:shd w:val="clear" w:color="auto" w:fill="auto"/>
+          </w:tcPr>
+          <w:p>
+            <w:pPr>
+              <w:wordWrap w:val="0"/>
+              <w:adjustRightInd w:val="0"/>
+              <w:spacing w:line="360" w:lineRule="auto"/>
+              <w:rPr>
+                <w:b/>
+                <w:bCs/>
+                <w:szCs w:val="21"/>
+              </w:rPr>
+            </w:pPr>
+            <w:r>
+              <w:rPr>
+                <w:b/>
+                <w:bCs/>
+                <w:szCs w:val="21"/>
+              </w:rPr>
+              <w:t xml:space="preserve">1.阿萨德</w:t>
+            </w:r>
+            <w:r>
+              <w:rPr>
+                <w:rFonts w:hint="eastAsia"/>
+                <w:b/>
+                <w:bCs/>
+                <w:szCs w:val="21"/>
+              </w:rPr>
+              <w:t>（</w:t>
+            </w:r>
+            <w:r>
+              <w:rPr>
+                <w:rFonts w:hint="eastAsia"/>
+                <w:b/>
+                <w:bCs/>
+                <w:szCs w:val="21"/>
+              </w:rPr>
+              <w:t xml:space="preserve">XQ_FT_PPPP_SU01</w:t>
+            </w:r>
+            <w:r>
+              <w:rPr>
+                <w:rFonts w:hint="eastAsia"/>
+                <w:b/>
+                <w:bCs/>
+                <w:szCs w:val="21"/>
+              </w:rPr>
+              <w:t>）</w:t>
+            </w:r>
+          </w:p>
+          <w:p>
+            <w:pPr>
+              <w:wordWrap w:val="0"/>
+              <w:adjustRightInd w:val="0"/>
+              <w:spacing w:afterLines="50" w:after="156"/>
+              <w:rPr>
+                <w:szCs w:val="21"/>
+              </w:rPr>
+            </w:pPr>
+            <w:r>
+              <w:rPr>
+                <w:rFonts w:hint="eastAsia"/>
+                <w:szCs w:val="21"/>
+              </w:rPr>
+              <w:t xml:space="preserve"/>
+            </w:r>
+            <w:r>
+              <w:t xml:space="preserve"/>
+            </w:r>
+            <w:r>
+              <w:rPr>
+                <w:rFonts w:hint="eastAsia"/>
+                <w:szCs w:val="21"/>
+              </w:rPr>
+              <w:t xml:space="preserve"/>
+            </w:r>
+            <w:r>
+              <w:t xml:space="preserve"/>
+            </w:r>
+            <w:r>
+              <w:t xml:space="preserve"/>
+            </w:r>
+            <w:r>
+              <w:t xml:space="preserve"/>
+            </w:r>
+          </w:p>
+        </w:tc>
+      </w:tr>
+      <w:tr>
+        <w:tc>
+          <w:tcPr>
+            <w:tcW w:w="1329" w:type="dxa"/>
+            <w:vAlign w:val="center"/>
+          </w:tcPr>
+          <w:p>
+            <w:pPr>
+              <w:spacing w:before="100" w:beforeAutospacing="1" w:after="100" w:afterAutospacing="1"/>
+              <w:jc w:val="center"/>
+              <w:rPr>
+                <w:rFonts w:ascii="黑体" w:eastAsia="黑体" w:hAnsi="黑体"/>
+                <w:snapToGrid w:val="0"/>
+                <w:spacing w:val="2"/>
+                <w:szCs w:val="21"/>
+              </w:rPr>
+            </w:pPr>
+            <w:r>
+              <w:rPr>
+                <w:rFonts w:ascii="黑体" w:eastAsia="黑体" w:hAnsi="黑体"/>
+                <w:snapToGrid w:val="0"/>
+                <w:spacing w:val="2"/>
+                <w:szCs w:val="21"/>
+              </w:rPr>
+              <w:t>充分性要求</w:t>
+            </w:r>
+          </w:p>
+        </w:tc>
+        <w:tc>
+          <w:tcPr>
+            <w:tcW w:w="7711" w:type="dxa"/>
+            <w:gridSpan w:val="5"/>
+            <w:vAlign w:val="center"/>
+          </w:tcPr>
+          <w:p>
+            <w:pPr>
+              <w:jc w:val="left"/>
+              <w:textAlignment w:val="center"/>
+              <w:rPr>
+                <w:snapToGrid w:val="0"/>
+                <w:szCs w:val="21"/>
+              </w:rPr>
+            </w:pPr>
+            <w:r>
+              <w:rPr>
+                <w:rFonts w:hint="eastAsia"/>
+                <w:snapToGrid w:val="0"/>
+                <w:szCs w:val="21"/>
+              </w:rPr>
+              <w:t xml:space="preserve">测试用例覆盖阿萨德子项要求的全部内容。</w:t>
+            </w:r>
+          </w:p>
+          <w:p>
+            <w:pPr>
+              <w:jc w:val="left"/>
+              <w:textAlignment w:val="center"/>
+              <w:rPr>
+                <w:snapToGrid w:val="0"/>
+                <w:szCs w:val="21"/>
+              </w:rPr>
+            </w:pPr>
+            <w:r>
+              <w:rPr>
+                <w:rFonts w:hint="eastAsia"/>
+                <w:snapToGrid w:val="0"/>
+                <w:szCs w:val="21"/>
+              </w:rPr>
+              <w:t xml:space="preserve">所有用例执行完毕，对于未执行的用例说明未执行原因。</w:t>
+            </w:r>
+          </w:p>
+        </w:tc>
+      </w:tr>
+      <w:tr>
+        <w:tc>
+          <w:tcPr>
+            <w:tcW w:w="1329" w:type="dxa"/>
+            <w:vAlign w:val="center"/>
+          </w:tcPr>
+          <w:p>
+            <w:pPr>
+              <w:spacing w:before="100" w:beforeAutospacing="1" w:after="100" w:afterAutospacing="1"/>
+              <w:jc w:val="center"/>
+              <w:rPr>
+                <w:rFonts w:ascii="黑体" w:eastAsia="黑体" w:hAnsi="黑体"/>
+                <w:snapToGrid w:val="0"/>
+                <w:spacing w:val="2"/>
+                <w:szCs w:val="21"/>
+              </w:rPr>
+            </w:pPr>
+            <w:r>
+              <w:rPr>
+                <w:rFonts w:ascii="黑体" w:eastAsia="黑体" w:hAnsi="黑体"/>
+                <w:snapToGrid w:val="0"/>
+                <w:spacing w:val="2"/>
+                <w:szCs w:val="21"/>
+              </w:rPr>
+              <w:lastRenderedPageBreak/>
+              <w:t xml:space="preserve">通过准则</w:t>
+            </w:r>
+          </w:p>
+        </w:tc>
+        <w:tc>
+          <w:tcPr>
+            <w:tcW w:w="7711" w:type="dxa"/>
+            <w:gridSpan w:val="5"/>
+            <w:vAlign w:val="center"/>
+          </w:tcPr>
+          <w:p>
+            <w:pPr>
+              <w:spacing w:before="100" w:beforeAutospacing="1" w:after="100" w:afterAutospacing="1"/>
+              <w:jc w:val="left"/>
+              <w:textAlignment w:val="center"/>
+              <w:rPr>
+                <w:snapToGrid w:val="0"/>
+                <w:szCs w:val="21"/>
+              </w:rPr>
+            </w:pPr>
+            <w:r>
+              <w:rPr>
+                <w:snapToGrid w:val="0"/>
+                <w:szCs w:val="21"/>
+              </w:rPr>
+              <w:t>各测试步骤、测试用例执行结果与预期一致，功能实现正确</w:t>
+            </w:r>
+          </w:p>
+        </w:tc>
+      </w:tr>
+    </w:tbl>
+    <w:p/>
+    <w:p>
+      <w:pPr>
+        <w:pStyle w:val="4"/>
+        <w:rPr>
+          <w:sz w:val="24"/>
+          <w:szCs w:val="24"/>
+        </w:rPr>
+      </w:pPr>
+      <w:r>
+        <w:rPr>
+          <w:sz w:val="24"/>
+          <w:szCs w:val="24"/>
+        </w:rPr>
+        <w:t xml:space="preserve">站内信测试项</w:t>
+      </w:r>
+    </w:p>
+    <w:p>
+      <w:pPr>
+        <w:spacing w:line="360" w:lineRule="auto"/>
+        <w:jc w:val="center"/>
+        <w:rPr>
+          <w:rFonts w:eastAsia="黑体"/>
+          <w:szCs w:val="21"/>
+        </w:rPr>
+      </w:pPr>
+      <w:r>
+        <w:rPr>
+          <w:rFonts w:eastAsia="黑体"/>
+          <w:szCs w:val="21"/>
+        </w:rPr>
+        <w:t>表</w:t>
+      </w:r>
+      <w:r>
+        <w:rPr>
+          <w:rFonts w:eastAsia="黑体"/>
+          <w:szCs w:val="21"/>
+        </w:rPr>
+        <w:fldChar w:fldCharType="begin"/>
+      </w:r>
+      <w:r>
+        <w:rPr>
+          <w:rFonts w:eastAsia="黑体"/>
+          <w:szCs w:val="21"/>
+        </w:rPr>
+        <w:instrText xml:space="preserve"> STYLEREF 1 \s </w:instrText>
+      </w:r>
+      <w:r>
+        <w:rPr>
+          <w:rFonts w:eastAsia="黑体"/>
+          <w:szCs w:val="21"/>
+        </w:rPr>
+        <w:fldChar w:fldCharType="separate"/>
+      </w:r>
+      <w:r>
+        <w:rPr>
+          <w:rFonts w:eastAsia="黑体"/>
+          <w:noProof/>
+          <w:szCs w:val="21"/>
+        </w:rPr>
+        <w:t>1</w:t>
+      </w:r>
+      <w:r>
+        <w:rPr>
+          <w:rFonts w:eastAsia="黑体"/>
+          <w:szCs w:val="21"/>
+        </w:rPr>
+        <w:fldChar w:fldCharType="end"/>
+      </w:r>
+      <w:r>
+        <w:rPr>
+          <w:rFonts w:eastAsia="黑体"/>
+          <w:szCs w:val="21"/>
+        </w:rPr>
+        <w:noBreakHyphen/>
+      </w:r>
+      <w:r>
+        <w:rPr>
+          <w:rFonts w:eastAsia="黑体"/>
+          <w:szCs w:val="21"/>
+        </w:rPr>
+        <w:fldChar w:fldCharType="begin"/>
+      </w:r>
+      <w:r>
+        <w:rPr>
+          <w:rFonts w:eastAsia="黑体"/>
+          <w:szCs w:val="21"/>
+        </w:rPr>
+        <w:instrText xml:space="preserve"> SEQ </w:instrText>
+      </w:r>
+      <w:r>
+        <w:rPr>
+          <w:rFonts w:eastAsia="黑体"/>
+          <w:szCs w:val="21"/>
+        </w:rPr>
+        <w:instrText>表</w:instrText>
+      </w:r>
+      <w:r>
+        <w:rPr>
+          <w:rFonts w:eastAsia="黑体"/>
+          <w:szCs w:val="21"/>
+        </w:rPr>
+        <w:instrText xml:space="preserve"> \* ARABIC \s 1 </w:instrText>
+      </w:r>
+      <w:r>
+        <w:rPr>
+          <w:rFonts w:eastAsia="黑体"/>
+          <w:szCs w:val="21"/>
+        </w:rPr>
+        <w:fldChar w:fldCharType="separate"/>
+      </w:r>
+      <w:r>
+        <w:rPr>
+          <w:rFonts w:eastAsia="黑体"/>
+          <w:noProof/>
+          <w:szCs w:val="21"/>
+        </w:rPr>
+        <w:t>2</w:t>
+      </w:r>
+      <w:r>
+        <w:rPr>
+          <w:rFonts w:eastAsia="黑体"/>
+          <w:szCs w:val="21"/>
+        </w:rPr>
+        <w:fldChar w:fldCharType="end"/>
+      </w:r>
+      <w:r>
+        <w:rPr>
+          <w:rFonts w:eastAsia="黑体" w:hint="eastAsia"/>
+          <w:szCs w:val="21"/>
+        </w:rPr>
+        <w:t xml:space="preserve">站内信测试项</w:t>
+      </w:r>
+      <w:r>
+        <w:rPr>
+          <w:rFonts w:eastAsia="黑体" w:hint="eastAsia"/>
+          <w:szCs w:val="21"/>
+        </w:rPr>
+        <w:t>测试项</w:t>
+      </w:r>
+    </w:p>
+    <w:tbl>
+      <w:tblPr>
+        <w:tblW w:w="0" w:type="auto"/>
+        <w:tblBorders>
+          <w:top w:val="single" w:sz="12" w:space="0" w:color="auto"/>
+          <w:left w:val="single" w:sz="12" w:space="0" w:color="auto"/>
+          <w:bottom w:val="single" w:sz="12" w:space="0" w:color="auto"/>
+          <w:right w:val="single" w:sz="12" w:space="0" w:color="auto"/>
+          <w:insideH w:val="single" w:sz="6" w:space="0" w:color="auto"/>
+          <w:insideV w:val="single" w:sz="6" w:space="0" w:color="auto"/>
+        </w:tblBorders>
+        <w:tblCellMar>
+          <w:top w:w="85" w:type="dxa"/>
+          <w:bottom w:w="85" w:type="dxa"/>
+        </w:tblCellMar>
+        <w:tblLook w:val="0000" w:firstRow="0" w:lastRow="0" w:firstColumn="0" w:lastColumn="0" w:noHBand="0" w:noVBand="0"/>
+      </w:tblPr>
+      <w:tblGrid>
+        <w:gridCol w:w="1329"/>
+        <w:gridCol w:w="2200"/>
+        <w:gridCol w:w="1402"/>
+        <w:gridCol w:w="1570"/>
+        <w:gridCol w:w="864"/>
+        <w:gridCol w:w="1675"/>
+      </w:tblGrid>
+      <w:tr>
+        <w:tc>
+          <w:tcPr>
+            <w:tcW w:w="1329" w:type="dxa"/>
+            <w:vAlign w:val="center"/>
+          </w:tcPr>
+          <w:p>
+            <w:pPr>
+              <w:spacing w:before="100" w:beforeAutospacing="1" w:after="100" w:afterAutospacing="1"/>
+              <w:jc w:val="center"/>
+              <w:rPr>
+                <w:rFonts w:ascii="黑体" w:eastAsia="黑体" w:hAnsi="黑体"/>
+                <w:snapToGrid w:val="0"/>
+                <w:spacing w:val="2"/>
+                <w:szCs w:val="21"/>
+              </w:rPr>
+            </w:pPr>
+            <w:r>
+              <w:rPr>
+                <w:rFonts w:ascii="黑体" w:eastAsia="黑体" w:hAnsi="黑体"/>
+                <w:snapToGrid w:val="0"/>
+                <w:spacing w:val="2"/>
+                <w:szCs w:val="21"/>
+              </w:rPr>
+              <w:t>测试项名称</w:t>
+            </w:r>
+          </w:p>
+        </w:tc>
+        <w:tc>
+          <w:tcPr>
+            <w:tcW w:w="2200" w:type="dxa"/>
+            <w:vAlign w:val="center"/>
+          </w:tcPr>
+          <w:p>
+            <w:pPr>
+              <w:rPr>
+                <w:snapToGrid w:val="0"/>
+                <w:spacing w:val="2"/>
+                <w:szCs w:val="21"/>
+              </w:rPr>
+            </w:pPr>
+            <w:r>
+              <w:rPr>
+                <w:szCs w:val="21"/>
+              </w:rPr>
+              <w:t xml:space="preserve">站内信测试项</w:t>
+            </w:r>
+          </w:p>
+        </w:tc>
+        <w:tc>
+          <w:tcPr>
+            <w:tcW w:w="1402" w:type="dxa"/>
+            <w:vAlign w:val="center"/>
+          </w:tcPr>
+          <w:p>
+            <w:pPr>
+              <w:jc w:val="center"/>
+              <w:rPr>
+                <w:rFonts w:ascii="黑体" w:eastAsia="黑体" w:hAnsi="黑体"/>
+                <w:snapToGrid w:val="0"/>
+                <w:szCs w:val="21"/>
+              </w:rPr>
+            </w:pPr>
+            <w:r>
+              <w:rPr>
+                <w:rFonts w:ascii="黑体" w:eastAsia="黑体" w:hAnsi="黑体"/>
+                <w:snapToGrid w:val="0"/>
+                <w:szCs w:val="21"/>
+              </w:rPr>
+              <w:t>测试项标识</w:t>
+            </w:r>
+          </w:p>
+        </w:tc>
+        <w:tc>
+          <w:tcPr>
+            <w:tcW w:w="1570" w:type="dxa"/>
+            <w:vAlign w:val="center"/>
+          </w:tcPr>
+          <w:p>
+            <w:pPr>
+              <w:jc w:val="center"/>
+              <w:rPr>
+                <w:snapToGrid w:val="0"/>
+                <w:szCs w:val="21"/>
+              </w:rPr>
+            </w:pPr>
+            <w:r>
+              <w:rPr>
+                <w:szCs w:val="21"/>
+              </w:rPr>
+              <w:t xml:space="preserve">XQ_FT_DDDD</w:t>
+            </w:r>
+          </w:p>
+        </w:tc>
+        <w:tc>
+          <w:tcPr>
+            <w:tcW w:w="864" w:type="dxa"/>
+            <w:vAlign w:val="center"/>
+          </w:tcPr>
+          <w:p>
+            <w:pPr>
+              <w:jc w:val="center"/>
+              <w:rPr>
+                <w:rFonts w:ascii="黑体" w:eastAsia="黑体" w:hAnsi="黑体"/>
+                <w:snapToGrid w:val="0"/>
+                <w:szCs w:val="21"/>
+              </w:rPr>
+            </w:pPr>
+            <w:r>
+              <w:rPr>
+                <w:rFonts w:ascii="黑体" w:eastAsia="黑体" w:hAnsi="黑体"/>
+                <w:snapToGrid w:val="0"/>
+                <w:szCs w:val="21"/>
+              </w:rPr>
+              <w:t>优先级</w:t>
+            </w:r>
+          </w:p>
+        </w:tc>
+        <w:tc>
+          <w:tcPr>
+            <w:tcW w:w="1675" w:type="dxa"/>
+            <w:vAlign w:val="center"/>
+          </w:tcPr>
+          <w:p>
+            <w:pPr>
+              <w:jc w:val="center"/>
+              <w:rPr>
+                <w:snapToGrid w:val="0"/>
+                <w:szCs w:val="21"/>
+              </w:rPr>
+            </w:pPr>
+            <w:r>
+              <w:rPr>
+                <w:szCs w:val="21"/>
+              </w:rPr>
+              <w:t xml:space="preserve">高</w:t>
+            </w:r>
+          </w:p>
+        </w:tc>
+      </w:tr>
+      <w:tr>
+        <w:tc>
+          <w:tcPr>
+            <w:tcW w:w="1329" w:type="dxa"/>
+            <w:vAlign w:val="center"/>
+          </w:tcPr>
+          <w:p>
+            <w:pPr>
+              <w:spacing w:before="100" w:beforeAutospacing="1" w:after="100" w:afterAutospacing="1"/>
+              <w:jc w:val="center"/>
+              <w:rPr>
+                <w:rFonts w:ascii="黑体" w:eastAsia="黑体" w:hAnsi="黑体"/>
+                <w:snapToGrid w:val="0"/>
+                <w:spacing w:val="2"/>
+                <w:szCs w:val="21"/>
+              </w:rPr>
+            </w:pPr>
+            <w:r>
+              <w:rPr>
+                <w:rFonts w:ascii="黑体" w:eastAsia="黑体" w:hAnsi="黑体"/>
+                <w:snapToGrid w:val="0"/>
+                <w:spacing w:val="2"/>
+                <w:szCs w:val="21"/>
+              </w:rPr>
+              <w:t xml:space="preserve">追踪关系</w:t>
+            </w:r>
+          </w:p>
+        </w:tc>
+        <w:tc>
+          <w:tcPr>
+            <w:tcW w:w="7711" w:type="dxa"/>
+            <w:gridSpan w:val="5"/>
+            <w:vAlign w:val="center"/>
+          </w:tcPr>
+          <w:p>
+            <w:pPr>
+              <w:wordWrap w:val="0"/>
+              <w:adjustRightInd w:val="0"/>
+              <w:rPr>
+                <w:szCs w:val="21"/>
+              </w:rPr>
+            </w:pPr>
+            <w:r>
+              <w:rPr>
+                <w:szCs w:val="21"/>
+              </w:rPr>
+              <w:t>《</w:t>
+            </w:r>
+            <w:r>
+              <w:rPr>
+                <w:szCs w:val="21"/>
+              </w:rPr>
+              <w:t xml:space="preserve">需求规格说明1L</w:t>
+            </w:r>
+            <w:r>
+              <w:rPr>
+                <w:szCs w:val="21"/>
+              </w:rPr>
+              <w:t>》</w:t>
+            </w:r>
+            <w:r>
+              <w:rPr>
+                <w:szCs w:val="21"/>
+              </w:rPr>
+              <w:t xml:space="preserve">-3.3.3-测试设计需求首轮哟</w:t>
+            </w:r>
+          </w:p>
+        </w:tc>
+      </w:tr>
+      <w:tr>
+        <w:tc>
+          <w:tcPr>
+            <w:tcW w:w="1329" w:type="dxa"/>
+            <w:vAlign w:val="center"/>
+          </w:tcPr>
+          <w:p>
+            <w:pPr>
+              <w:spacing w:before="100" w:beforeAutospacing="1" w:after="100" w:afterAutospacing="1"/>
+              <w:jc w:val="center"/>
+              <w:rPr>
+                <w:rFonts w:ascii="黑体" w:eastAsia="黑体" w:hAnsi="黑体"/>
+                <w:snapToGrid w:val="0"/>
+                <w:spacing w:val="2"/>
+                <w:szCs w:val="21"/>
+              </w:rPr>
+            </w:pPr>
+            <w:r>
+              <w:rPr>
+                <w:rFonts w:ascii="黑体" w:eastAsia="黑体" w:hAnsi="黑体"/>
+                <w:snapToGrid w:val="0"/>
+                <w:spacing w:val="2"/>
+                <w:szCs w:val="21"/>
+              </w:rPr>
+              <w:t xml:space="preserve">需求描述</w:t>
+            </w:r>
+          </w:p>
+        </w:tc>
+        <w:tc>
+          <w:tcPr>
+            <w:tcW w:w="7711" w:type="dxa"/>
+            <w:gridSpan w:val="5"/>
+            <w:vAlign w:val="center"/>
+          </w:tcPr>
+          <w:p>
+            <w:pPr>
+              <w:wordWrap w:val="0"/>
+              <w:adjustRightInd w:val="0"/>
+              <w:rPr>
+                <w:szCs w:val="21"/>
+              </w:rPr>
+            </w:pPr>
+            <w:r>
+              <w:rPr>
+                <w:rFonts w:hint="eastAsia"/>
+                <w:szCs w:val="21"/>
+              </w:rPr>
+              <w:t xml:space="preserve"/>
+            </w:r>
+            <w:r>
+              <w:rPr>
+                <w:szCs w:val="21"/>
+              </w:rPr>
+              <w:t xml:space="preserve"/>
+            </w:r>
+            <w:r>
+              <w:drawing>
+                <wp:inline xmlns:a="http://schemas.openxmlformats.org/drawingml/2006/main" xmlns:pic="http://schemas.openxmlformats.org/drawingml/2006/picture">
+                  <wp:extent cx="4140000" cy="2105813"/>
+                  <wp:docPr id="1004" name="Picture 1"/>
+                  <wp:cNvGraphicFramePr>
+                    <a:graphicFrameLocks noChangeAspect="1"/>
+                  </wp:cNvGraphicFramePr>
+                  <a:graphic>
+                    <a:graphicData uri="http://schemas.openxmlformats.org/drawingml/2006/picture">
+                      <pic:pic>
+                        <pic:nvPicPr>
+                          <pic:cNvPr id="0" name="image.png"/>
+                          <pic:cNvPicPr/>
+                        </pic:nvPicPr>
+                        <pic:blipFill>
+                          <a:blip r:embed="rId13"/>
+                          <a:stretch>
+                            <a:fillRect/>
+                          </a:stretch>
+                        </pic:blipFill>
+                        <pic:spPr>
+                          <a:xfrm>
+                            <a:off x="0" y="0"/>
+                            <a:ext cx="4140000" cy="2105813"/>
+                          </a:xfrm>
+                          <a:prstGeom prst="rect"/>
+                        </pic:spPr>
+                      </pic:pic>
+                    </a:graphicData>
+                  </a:graphic>
+                </wp:inline>
+              </w:drawing>
+            </w:r>
+            <w:r>
+              <w:t xml:space="preserve"/>
+            </w:r>
+            <w:r>
+              <w:rPr>
+                <w:rFonts w:hint="eastAsia"/>
+                <w:szCs w:val="21"/>
+              </w:rPr>
+              <w:t xml:space="preserve"/>
+            </w:r>
+          </w:p>
+        </w:tc>
+      </w:tr>
+      <w:tr>
+        <w:tc>
+          <w:tcPr>
+            <w:tcW w:w="1329" w:type="dxa"/>
+            <w:vAlign w:val="center"/>
+          </w:tcPr>
+          <w:p>
+            <w:pPr>
+              <w:spacing w:before="100" w:beforeAutospacing="1" w:after="100" w:afterAutospacing="1"/>
+              <w:jc w:val="center"/>
+              <w:rPr>
+                <w:rFonts w:ascii="黑体" w:eastAsia="黑体" w:hAnsi="黑体"/>
+                <w:snapToGrid w:val="0"/>
+                <w:spacing w:val="2"/>
+                <w:szCs w:val="21"/>
+              </w:rPr>
+            </w:pPr>
+            <w:r>
+              <w:rPr>
+                <w:rFonts w:ascii="黑体" w:eastAsia="黑体" w:hAnsi="黑体" w:hint="eastAsia"/>
+                <w:snapToGrid w:val="0"/>
+                <w:spacing w:val="2"/>
+                <w:szCs w:val="21"/>
+              </w:rPr>
+              <w:t>测试手段</w:t>
+            </w:r>
+          </w:p>
+        </w:tc>
+        <w:tc>
+          <w:tcPr>
+            <w:tcW w:w="7711" w:type="dxa"/>
+            <w:gridSpan w:val="5"/>
+            <w:vAlign w:val="center"/>
+          </w:tcPr>
+          <w:p>
+            <w:pPr>
+              <w:wordWrap w:val="0"/>
+              <w:adjustRightInd w:val="0"/>
+              <w:rPr>
+                <w:szCs w:val="21"/>
+              </w:rPr>
+            </w:pPr>
+            <w:r>
+              <w:rPr>
+                <w:szCs w:val="21"/>
+              </w:rPr>
+              <w:t xml:space="preserve">动态测试 </w:t>
+            </w:r>
+          </w:p>
+        </w:tc>
+      </w:tr>
+      <w:tr>
+        <w:tc>
+          <w:tcPr>
+            <w:tcW w:w="1329" w:type="dxa"/>
+            <w:vAlign w:val="center"/>
+          </w:tcPr>
+          <w:p>
+            <w:pPr>
+              <w:spacing w:before="100" w:beforeAutospacing="1" w:after="100" w:afterAutospacing="1"/>
+              <w:jc w:val="center"/>
+              <w:rPr>
+                <w:rFonts w:ascii="黑体" w:eastAsia="黑体" w:hAnsi="黑体"/>
+                <w:snapToGrid w:val="0"/>
+                <w:spacing w:val="2"/>
+                <w:szCs w:val="21"/>
+              </w:rPr>
+            </w:pPr>
+            <w:r>
+              <w:rPr>
+                <w:rFonts w:ascii="黑体" w:eastAsia="黑体" w:hAnsi="黑体"/>
+                <w:snapToGrid w:val="0"/>
+                <w:spacing w:val="2"/>
+                <w:szCs w:val="21"/>
+              </w:rPr>
+              <w:t>测试项描述</w:t>
+            </w:r>
+          </w:p>
+        </w:tc>
+        <w:tc>
+          <w:tcPr>
+            <w:tcW w:w="7711" w:type="dxa"/>
+            <w:gridSpan w:val="5"/>
+            <w:vAlign w:val="center"/>
+          </w:tcPr>
+          <w:p>
+            <w:pPr>
+              <w:wordWrap w:val="0"/>
+              <w:adjustRightInd w:val="0"/>
+              <w:spacing w:line="360" w:lineRule="auto"/>
+              <w:rPr>
+                <w:b/>
+                <w:bCs/>
+                <w:szCs w:val="21"/>
+              </w:rPr>
+            </w:pPr>
+            <w:r>
+              <w:rPr>
+                <w:b/>
+                <w:bCs/>
+                <w:szCs w:val="21"/>
+              </w:rPr>
+              <w:t xml:space="preserve">1.DDD</w:t>
+            </w:r>
+            <w:r>
+              <w:rPr>
+                <w:rFonts w:hint="eastAsia"/>
+                <w:b/>
+                <w:bCs/>
+                <w:szCs w:val="21"/>
+              </w:rPr>
+              <w:t>（</w:t>
+            </w:r>
+            <w:r>
+              <w:rPr>
+                <w:rFonts w:hint="eastAsia"/>
+                <w:b/>
+                <w:bCs/>
+                <w:szCs w:val="21"/>
+              </w:rPr>
+              <w:t xml:space="preserve">XQ_FT_DDDD_SU01</w:t>
+            </w:r>
+            <w:r>
+              <w:rPr>
+                <w:rFonts w:hint="eastAsia"/>
+                <w:b/>
+                <w:bCs/>
+                <w:szCs w:val="21"/>
+              </w:rPr>
+              <w:t>）</w:t>
+            </w:r>
+          </w:p>
+          <w:p>
+            <w:pPr>
+              <w:wordWrap w:val="0"/>
+              <w:adjustRightInd w:val="0"/>
+              <w:spacing w:afterLines="50" w:after="156"/>
+              <w:rPr>
+                <w:szCs w:val="21"/>
+              </w:rPr>
+            </w:pPr>
+            <w:r>
+              <w:rPr>
+                <w:rFonts w:hint="eastAsia"/>
+                <w:szCs w:val="21"/>
+              </w:rPr>
+              <w:t xml:space="preserve">AAA</w:t>
+            </w:r>
+          </w:p>
+        </w:tc>
+      </w:tr>
+      <w:tr>
+        <w:tc>
+          <w:tcPr>
+            <w:tcW w:w="1329" w:type="dxa"/>
+            <w:vAlign w:val="center"/>
+          </w:tcPr>
+          <w:p>
+            <w:pPr>
+              <w:spacing w:before="100" w:beforeAutospacing="1" w:after="100" w:afterAutospacing="1"/>
+              <w:jc w:val="center"/>
+              <w:rPr>
+                <w:rFonts w:ascii="黑体" w:eastAsia="黑体" w:hAnsi="黑体"/>
+                <w:snapToGrid w:val="0"/>
+                <w:spacing w:val="2"/>
+                <w:szCs w:val="21"/>
+              </w:rPr>
+            </w:pPr>
+            <w:r>
+              <w:rPr>
+                <w:rFonts w:ascii="黑体" w:eastAsia="黑体" w:hAnsi="黑体"/>
+                <w:snapToGrid w:val="0"/>
+                <w:spacing w:val="2"/>
+                <w:szCs w:val="21"/>
+              </w:rPr>
+              <w:t>测试方法</w:t>
+            </w:r>
+          </w:p>
+        </w:tc>
+        <w:tc>
+          <w:tcPr>
+            <w:tcW w:w="7711" w:type="dxa"/>
+            <w:gridSpan w:val="5"/>
+            <w:shd w:val="clear" w:color="auto" w:fill="auto"/>
+          </w:tcPr>
+          <w:p>
+            <w:pPr>
+              <w:wordWrap w:val="0"/>
+              <w:adjustRightInd w:val="0"/>
+              <w:spacing w:line="360" w:lineRule="auto"/>
+              <w:rPr>
+                <w:b/>
+                <w:bCs/>
+                <w:szCs w:val="21"/>
+              </w:rPr>
+            </w:pPr>
+            <w:r>
+              <w:rPr>
+                <w:b/>
+                <w:bCs/>
+                <w:szCs w:val="21"/>
+              </w:rPr>
+              <w:t xml:space="preserve">1.DDD</w:t>
+            </w:r>
+            <w:r>
+              <w:rPr>
+                <w:rFonts w:hint="eastAsia"/>
+                <w:b/>
+                <w:bCs/>
+                <w:szCs w:val="21"/>
+              </w:rPr>
+              <w:t>（</w:t>
+            </w:r>
+            <w:r>
+              <w:rPr>
+                <w:rFonts w:hint="eastAsia"/>
+                <w:b/>
+                <w:bCs/>
+                <w:szCs w:val="21"/>
+              </w:rPr>
+              <w:t xml:space="preserve">XQ_FT_DDDD_SU01</w:t>
+            </w:r>
+            <w:r>
+              <w:rPr>
+                <w:rFonts w:hint="eastAsia"/>
+                <w:b/>
+                <w:bCs/>
+                <w:szCs w:val="21"/>
+              </w:rPr>
+              <w:t>）</w:t>
+            </w:r>
+          </w:p>
+          <w:p>
+            <w:pPr>
+              <w:wordWrap w:val="0"/>
+              <w:adjustRightInd w:val="0"/>
+              <w:spacing w:afterLines="50" w:after="156"/>
+              <w:rPr>
+                <w:szCs w:val="21"/>
+              </w:rPr>
+            </w:pPr>
+            <w:r>
+              <w:rPr>
+                <w:rFonts w:hint="eastAsia"/>
+                <w:szCs w:val="21"/>
+              </w:rPr>
+              <w:t xml:space="preserve"/>
+            </w:r>
+            <w:r>
+              <w:t xml:space="preserve"/>
+            </w:r>
+            <w:r>
+              <w:rPr>
+                <w:rFonts w:hint="eastAsia"/>
+                <w:szCs w:val="21"/>
+              </w:rPr>
+              <w:t xml:space="preserve">123</w:t>
+            </w:r>
+            <w:r>
+              <w:rPr>
+                <w:rFonts w:hint="eastAsia"/>
+                <w:szCs w:val="21"/>
+              </w:rPr>
+              <w:t>，</w:t>
+            </w:r>
+            <w:r>
+              <w:rPr>
+                <w:rFonts w:hint="eastAsia"/>
+                <w:szCs w:val="21"/>
+              </w:rPr>
+              <w:t xml:space="preserve"/>
+            </w:r>
+            <w:r>
+              <w:t xml:space="preserve"/>
+            </w:r>
+            <w:r>
+              <w:rPr>
+                <w:rFonts w:hint="eastAsia"/>
+                <w:szCs w:val="21"/>
+              </w:rPr>
+              <w:t xml:space="preserve"/>
+            </w:r>
+            <w:r>
+              <w:t xml:space="preserve"/>
+            </w:r>
+            <w:r>
+              <w:rPr>
+                <w:rFonts w:hint="eastAsia"/>
+                <w:szCs w:val="21"/>
+              </w:rPr>
+              <w:t xml:space="preserve">321</w:t>
+            </w:r>
+            <w:r>
+              <w:rPr>
+                <w:rFonts w:hint="eastAsia"/>
+                <w:szCs w:val="21"/>
+              </w:rPr>
+              <w:t xml:space="preserve"/>
+            </w:r>
+            <w:r>
+              <w:t xml:space="preserve"/>
+            </w:r>
+            <w:r>
+              <w:t xml:space="preserve"/>
+            </w:r>
+            <w:r>
+              <w:rPr>
+                <w:rFonts w:hint="eastAsia"/>
+                <w:szCs w:val="21"/>
+              </w:rPr>
+              <w:t>，</w:t>
+            </w:r>
+            <w:r>
+              <w:rPr>
+                <w:rFonts w:hint="eastAsia"/>
+                <w:szCs w:val="21"/>
+              </w:rPr>
+              <w:t xml:space="preserve">123</w:t>
+            </w:r>
+            <w:r>
+              <w:rPr>
+                <w:rFonts w:hint="eastAsia"/>
+                <w:szCs w:val="21"/>
+              </w:rPr>
+              <w:t xml:space="preserve"/>
+            </w:r>
+            <w:r>
+              <w:t xml:space="preserve"/>
+            </w:r>
+            <w:r>
+              <w:t xml:space="preserve"/>
+            </w:r>
+            <w:r>
+              <w:rPr>
+                <w:rFonts w:hint="eastAsia"/>
+                <w:szCs w:val="21"/>
+              </w:rPr>
+              <w:t>，</w:t>
+            </w:r>
+            <w:r>
+              <w:rPr>
+                <w:rFonts w:hint="eastAsia"/>
+                <w:szCs w:val="21"/>
+              </w:rPr>
+              <w:t xml:space="preserve">123</w:t>
+            </w:r>
+            <w:r>
+              <w:rPr>
+                <w:rFonts w:hint="eastAsia"/>
+                <w:szCs w:val="21"/>
+              </w:rPr>
+              <w:t xml:space="preserve"/>
+            </w:r>
+            <w:r>
+              <w:t xml:space="preserve"/>
+            </w:r>
+          </w:p>
+        </w:tc>
+      </w:tr>
+      <w:tr>
+        <w:tc>
+          <w:tcPr>
+            <w:tcW w:w="1329" w:type="dxa"/>
+            <w:vAlign w:val="center"/>
+          </w:tcPr>
+          <w:p>
+            <w:pPr>
+              <w:spacing w:before="100" w:beforeAutospacing="1" w:after="100" w:afterAutospacing="1"/>
+              <w:jc w:val="center"/>
+              <w:rPr>
+                <w:rFonts w:ascii="黑体" w:eastAsia="黑体" w:hAnsi="黑体"/>
+                <w:snapToGrid w:val="0"/>
+                <w:spacing w:val="2"/>
+                <w:szCs w:val="21"/>
+              </w:rPr>
+            </w:pPr>
+            <w:r>
+              <w:rPr>
+                <w:rFonts w:ascii="黑体" w:eastAsia="黑体" w:hAnsi="黑体"/>
+                <w:snapToGrid w:val="0"/>
+                <w:spacing w:val="2"/>
+                <w:szCs w:val="21"/>
+              </w:rPr>
+              <w:t>充分性要求</w:t>
+            </w:r>
+          </w:p>
+        </w:tc>
+        <w:tc>
+          <w:tcPr>
+            <w:tcW w:w="7711" w:type="dxa"/>
+            <w:gridSpan w:val="5"/>
+            <w:vAlign w:val="center"/>
+          </w:tcPr>
+          <w:p>
+            <w:pPr>
+              <w:jc w:val="left"/>
+              <w:textAlignment w:val="center"/>
+              <w:rPr>
+                <w:snapToGrid w:val="0"/>
+                <w:szCs w:val="21"/>
+              </w:rPr>
+            </w:pPr>
+            <w:r>
+              <w:rPr>
+                <w:rFonts w:hint="eastAsia"/>
+                <w:snapToGrid w:val="0"/>
+                <w:szCs w:val="21"/>
+              </w:rPr>
+              <w:t xml:space="preserve">测试用例覆盖DDD子项要求的全部内容。</w:t>
             </w:r>
           </w:p>
           <w:p>

--- a/media/R4444/output_dir/测试项及方法.docx
+++ b/media/R4444/output_dir/测试项及方法.docx
@@ -5544,6 +5544,134 @@
               <w:t xml:space="preserve">22222</w:t>
             </w:r>
           </w:p>
+          <w:p>
+            <w:pPr>
+              <w:wordWrap w:val="0"/>
+              <w:adjustRightInd w:val="0"/>
+              <w:spacing w:line="360" w:lineRule="auto"/>
+              <w:rPr>
+                <w:b/>
+                <w:bCs/>
+                <w:szCs w:val="21"/>
+              </w:rPr>
+            </w:pPr>
+            <w:r>
+              <w:rPr>
+                <w:b/>
+                <w:bCs/>
+                <w:szCs w:val="21"/>
+              </w:rPr>
+              <w:t xml:space="preserve">2.1111</w:t>
+            </w:r>
+            <w:r>
+              <w:rPr>
+                <w:rFonts w:hint="eastAsia"/>
+                <w:b/>
+                <w:bCs/>
+                <w:szCs w:val="21"/>
+              </w:rPr>
+              <w:t>（</w:t>
+            </w:r>
+            <w:r>
+              <w:rPr>
+                <w:rFonts w:hint="eastAsia"/>
+                <w:b/>
+                <w:bCs/>
+                <w:szCs w:val="21"/>
+              </w:rPr>
+              <w:t xml:space="preserve">XQ_FT_CCCC_SU02</w:t>
+            </w:r>
+            <w:r>
+              <w:rPr>
+                <w:rFonts w:hint="eastAsia"/>
+                <w:b/>
+                <w:bCs/>
+                <w:szCs w:val="21"/>
+              </w:rPr>
+              <w:t>）</w:t>
+            </w:r>
+          </w:p>
+          <w:p>
+            <w:pPr>
+              <w:wordWrap w:val="0"/>
+              <w:adjustRightInd w:val="0"/>
+              <w:spacing w:afterLines="50" w:after="156"/>
+              <w:rPr>
+                <w:szCs w:val="21"/>
+              </w:rPr>
+            </w:pPr>
+            <w:r>
+              <w:rPr>
+                <w:rFonts w:hint="eastAsia"/>
+                <w:szCs w:val="21"/>
+              </w:rPr>
+              <w:t xml:space="preserve">22222</w:t>
+            </w:r>
+          </w:p>
+          <w:p>
+            <w:pPr>
+              <w:wordWrap w:val="0"/>
+              <w:adjustRightInd w:val="0"/>
+              <w:spacing w:line="360" w:lineRule="auto"/>
+              <w:rPr>
+                <w:b/>
+                <w:bCs/>
+                <w:szCs w:val="21"/>
+              </w:rPr>
+            </w:pPr>
+            <w:r>
+              <w:rPr>
+                <w:b/>
+                <w:bCs/>
+                <w:szCs w:val="21"/>
+              </w:rPr>
+              <w:t xml:space="preserve">3.1111</w:t>
+            </w:r>
+            <w:r>
+              <w:rPr>
+                <w:rFonts w:hint="eastAsia"/>
+                <w:b/>
+                <w:bCs/>
+                <w:szCs w:val="21"/>
+              </w:rPr>
+              <w:t>（</w:t>
+            </w:r>
+            <w:r>
+              <w:rPr>
+                <w:rFonts w:hint="eastAsia"/>
+                <w:b/>
+                <w:bCs/>
+                <w:szCs w:val="21"/>
+              </w:rPr>
+              <w:t xml:space="preserve">XQ_FT_CCCC_SU03</w:t>
+            </w:r>
+            <w:r>
+              <w:rPr>
+                <w:rFonts w:hint="eastAsia"/>
+                <w:b/>
+                <w:bCs/>
+                <w:szCs w:val="21"/>
+              </w:rPr>
+              <w:t>）</w:t>
+            </w:r>
+          </w:p>
+          <w:p>
+            <w:pPr>
+              <w:wordWrap w:val="0"/>
+              <w:adjustRightInd w:val="0"/>
+              <w:spacing w:afterLines="50" w:after="156"/>
+              <w:rPr>
+                <w:szCs w:val="21"/>
+              </w:rPr>
+            </w:pPr>
+            <w:r>
+              <w:rPr>
+                <w:rFonts w:hint="eastAsia"/>
+                <w:szCs w:val="21"/>
+              </w:rPr>
+              <w:t xml:space="preserve">22222</w:t>
+            </w:r>
+          </w:p>
         </w:tc>
       </w:tr>
       <w:tr>
@@ -5616,6 +5744,350 @@
                 <w:szCs w:val="21"/>
               </w:rPr>
               <w:t xml:space="preserve">XQ_FT_CCCC_SU01</w:t>
+            </w:r>
+            <w:r>
+              <w:rPr>
+                <w:rFonts w:hint="eastAsia"/>
+                <w:b/>
+                <w:bCs/>
+                <w:szCs w:val="21"/>
+              </w:rPr>
+              <w:t>）</w:t>
+            </w:r>
+          </w:p>
+          <w:p>
+            <w:pPr>
+              <w:wordWrap w:val="0"/>
+              <w:adjustRightInd w:val="0"/>
+              <w:spacing w:afterLines="50" w:after="156"/>
+              <w:rPr>
+                <w:szCs w:val="21"/>
+              </w:rPr>
+            </w:pPr>
+            <w:r>
+              <w:rPr>
+                <w:rFonts w:hint="eastAsia"/>
+                <w:szCs w:val="21"/>
+              </w:rPr>
+              <w:t xml:space="preserve"/>
+            </w:r>
+            <w:r>
+              <w:t xml:space="preserve"/>
+            </w:r>
+            <w:r>
+              <w:rPr>
+                <w:rFonts w:hint="eastAsia"/>
+                <w:szCs w:val="21"/>
+              </w:rPr>
+              <w:t xml:space="preserve">123</w:t>
+            </w:r>
+            <w:r>
+              <w:rPr>
+                <w:rFonts w:hint="eastAsia"/>
+                <w:szCs w:val="21"/>
+              </w:rPr>
+              <w:t>，</w:t>
+            </w:r>
+            <w:r>
+              <w:rPr>
+                <w:rFonts w:hint="eastAsia"/>
+                <w:szCs w:val="21"/>
+              </w:rPr>
+              <w:t xml:space="preserve"/>
+            </w:r>
+            <w:r>
+              <w:t xml:space="preserve"/>
+            </w:r>
+            <w:r>
+              <w:rPr>
+                <w:rFonts w:hint="eastAsia"/>
+                <w:szCs w:val="21"/>
+              </w:rPr>
+              <w:t xml:space="preserve"/>
+            </w:r>
+            <w:r>
+              <w:t xml:space="preserve"/>
+            </w:r>
+            <w:r>
+              <w:rPr>
+                <w:rFonts w:hint="eastAsia"/>
+                <w:szCs w:val="21"/>
+              </w:rPr>
+              <w:t xml:space="preserve">123</w:t>
+            </w:r>
+            <w:r>
+              <w:rPr>
+                <w:rFonts w:hint="eastAsia"/>
+                <w:szCs w:val="21"/>
+              </w:rPr>
+              <w:t xml:space="preserve"/>
+            </w:r>
+            <w:r>
+              <w:t xml:space="preserve"/>
+            </w:r>
+            <w:r>
+              <w:t xml:space="preserve"/>
+            </w:r>
+            <w:r>
+              <w:rPr>
+                <w:rFonts w:hint="eastAsia"/>
+                <w:szCs w:val="21"/>
+              </w:rPr>
+              <w:t>，</w:t>
+            </w:r>
+            <w:r>
+              <w:rPr>
+                <w:rFonts w:hint="eastAsia"/>
+                <w:szCs w:val="21"/>
+              </w:rPr>
+              <w:t xml:space="preserve">123</w:t>
+            </w:r>
+            <w:r>
+              <w:rPr>
+                <w:rFonts w:hint="eastAsia"/>
+                <w:szCs w:val="21"/>
+              </w:rPr>
+              <w:t xml:space="preserve"/>
+            </w:r>
+            <w:r>
+              <w:t xml:space="preserve"/>
+            </w:r>
+            <w:r>
+              <w:t xml:space="preserve"/>
+            </w:r>
+            <w:r>
+              <w:rPr>
+                <w:rFonts w:hint="eastAsia"/>
+                <w:szCs w:val="21"/>
+              </w:rPr>
+              <w:t>，</w:t>
+            </w:r>
+            <w:r>
+              <w:rPr>
+                <w:rFonts w:hint="eastAsia"/>
+                <w:szCs w:val="21"/>
+              </w:rPr>
+              <w:t xml:space="preserve">123</w:t>
+            </w:r>
+            <w:r>
+              <w:rPr>
+                <w:rFonts w:hint="eastAsia"/>
+                <w:szCs w:val="21"/>
+              </w:rPr>
+              <w:t xml:space="preserve"/>
+            </w:r>
+            <w:r>
+              <w:t xml:space="preserve"/>
+            </w:r>
+          </w:p>
+          <w:p>
+            <w:pPr>
+              <w:wordWrap w:val="0"/>
+              <w:adjustRightInd w:val="0"/>
+              <w:spacing w:line="360" w:lineRule="auto"/>
+              <w:rPr>
+                <w:b/>
+                <w:bCs/>
+                <w:szCs w:val="21"/>
+              </w:rPr>
+            </w:pPr>
+            <w:r>
+              <w:rPr>
+                <w:b/>
+                <w:bCs/>
+                <w:szCs w:val="21"/>
+              </w:rPr>
+              <w:t xml:space="preserve">2.1111</w:t>
+            </w:r>
+            <w:r>
+              <w:rPr>
+                <w:rFonts w:hint="eastAsia"/>
+                <w:b/>
+                <w:bCs/>
+                <w:szCs w:val="21"/>
+              </w:rPr>
+              <w:t>（</w:t>
+            </w:r>
+            <w:r>
+              <w:rPr>
+                <w:rFonts w:hint="eastAsia"/>
+                <w:b/>
+                <w:bCs/>
+                <w:szCs w:val="21"/>
+              </w:rPr>
+              <w:t xml:space="preserve">XQ_FT_CCCC_SU02</w:t>
+            </w:r>
+            <w:r>
+              <w:rPr>
+                <w:rFonts w:hint="eastAsia"/>
+                <w:b/>
+                <w:bCs/>
+                <w:szCs w:val="21"/>
+              </w:rPr>
+              <w:t>）</w:t>
+            </w:r>
+          </w:p>
+          <w:p>
+            <w:pPr>
+              <w:wordWrap w:val="0"/>
+              <w:adjustRightInd w:val="0"/>
+              <w:spacing w:afterLines="50" w:after="156"/>
+              <w:rPr>
+                <w:szCs w:val="21"/>
+              </w:rPr>
+            </w:pPr>
+            <w:r>
+              <w:rPr>
+                <w:rFonts w:hint="eastAsia"/>
+                <w:szCs w:val="21"/>
+              </w:rPr>
+              <w:t xml:space="preserve"/>
+            </w:r>
+            <w:r>
+              <w:t xml:space="preserve"/>
+            </w:r>
+            <w:r>
+              <w:rPr>
+                <w:rFonts w:hint="eastAsia"/>
+                <w:szCs w:val="21"/>
+              </w:rPr>
+              <w:t xml:space="preserve">123</w:t>
+            </w:r>
+            <w:r>
+              <w:rPr>
+                <w:rFonts w:hint="eastAsia"/>
+                <w:szCs w:val="21"/>
+              </w:rPr>
+              <w:t>，</w:t>
+            </w:r>
+            <w:r>
+              <w:rPr>
+                <w:rFonts w:hint="eastAsia"/>
+                <w:szCs w:val="21"/>
+              </w:rPr>
+              <w:t xml:space="preserve"/>
+            </w:r>
+            <w:r>
+              <w:t xml:space="preserve"/>
+            </w:r>
+            <w:r>
+              <w:rPr>
+                <w:rFonts w:hint="eastAsia"/>
+                <w:szCs w:val="21"/>
+              </w:rPr>
+              <w:t xml:space="preserve"/>
+            </w:r>
+            <w:r>
+              <w:t xml:space="preserve"/>
+            </w:r>
+            <w:r>
+              <w:rPr>
+                <w:rFonts w:hint="eastAsia"/>
+                <w:szCs w:val="21"/>
+              </w:rPr>
+              <w:t xml:space="preserve">123</w:t>
+            </w:r>
+            <w:r>
+              <w:rPr>
+                <w:rFonts w:hint="eastAsia"/>
+                <w:szCs w:val="21"/>
+              </w:rPr>
+              <w:t xml:space="preserve"/>
+            </w:r>
+            <w:r>
+              <w:t xml:space="preserve"/>
+            </w:r>
+            <w:r>
+              <w:t xml:space="preserve"/>
+            </w:r>
+            <w:r>
+              <w:rPr>
+                <w:rFonts w:hint="eastAsia"/>
+                <w:szCs w:val="21"/>
+              </w:rPr>
+              <w:t>，</w:t>
+            </w:r>
+            <w:r>
+              <w:rPr>
+                <w:rFonts w:hint="eastAsia"/>
+                <w:szCs w:val="21"/>
+              </w:rPr>
+              <w:t xml:space="preserve">123</w:t>
+            </w:r>
+            <w:r>
+              <w:rPr>
+                <w:rFonts w:hint="eastAsia"/>
+                <w:szCs w:val="21"/>
+              </w:rPr>
+              <w:t xml:space="preserve"/>
+            </w:r>
+            <w:r>
+              <w:t xml:space="preserve"/>
+            </w:r>
+            <w:r>
+              <w:t xml:space="preserve"/>
+            </w:r>
+            <w:r>
+              <w:rPr>
+                <w:rFonts w:hint="eastAsia"/>
+                <w:szCs w:val="21"/>
+              </w:rPr>
+              <w:t>，</w:t>
+            </w:r>
+            <w:r>
+              <w:rPr>
+                <w:rFonts w:hint="eastAsia"/>
+                <w:szCs w:val="21"/>
+              </w:rPr>
+              <w:t xml:space="preserve">123</w:t>
+            </w:r>
+            <w:r>
+              <w:rPr>
+                <w:rFonts w:hint="eastAsia"/>
+                <w:szCs w:val="21"/>
+              </w:rPr>
+              <w:t xml:space="preserve"/>
+            </w:r>
+            <w:r>
+              <w:t xml:space="preserve"/>
+            </w:r>
+          </w:p>
+          <w:p>
+            <w:pPr>
+              <w:wordWrap w:val="0"/>
+              <w:adjustRightInd w:val="0"/>
+              <w:spacing w:line="360" w:lineRule="auto"/>
+              <w:rPr>
+                <w:b/>
+                <w:bCs/>
+                <w:szCs w:val="21"/>
+              </w:rPr>
+            </w:pPr>
+            <w:r>
+              <w:rPr>
+                <w:b/>
+                <w:bCs/>
+                <w:szCs w:val="21"/>
+              </w:rPr>
+              <w:t xml:space="preserve">3.1111</w:t>
+            </w:r>
+            <w:r>
+              <w:rPr>
+                <w:rFonts w:hint="eastAsia"/>
+                <w:b/>
+                <w:bCs/>
+                <w:szCs w:val="21"/>
+              </w:rPr>
+              <w:t>（</w:t>
+            </w:r>
+            <w:r>
+              <w:rPr>
+                <w:rFonts w:hint="eastAsia"/>
+                <w:b/>
+                <w:bCs/>
+                <w:szCs w:val="21"/>
+              </w:rPr>
+              <w:t xml:space="preserve">XQ_FT_CCCC_SU03</w:t>
             </w:r>
             <w:r>
               <w:rPr>

--- a/media/R4444/output_dir/测试项及方法.docx
+++ b/media/R4444/output_dir/测试项及方法.docx
@@ -5541,7 +5541,41 @@
                 <w:rFonts w:hint="eastAsia"/>
                 <w:szCs w:val="21"/>
               </w:rPr>
-              <w:t xml:space="preserve">22222</w:t>
+              <w:t xml:space="preserve">22222a</w:t>
+            </w:r>
+          </w:p>
+          <w:p>
+            <w:pPr>
+              <w:wordWrap w:val="0"/>
+              <w:adjustRightInd w:val="0"/>
+              <w:spacing w:afterLines="50" w:after="156"/>
+              <w:rPr>
+                <w:szCs w:val="21"/>
+              </w:rPr>
+            </w:pPr>
+            <w:r>
+              <w:rPr>
+                <w:rFonts w:hint="eastAsia"/>
+                <w:szCs w:val="21"/>
+              </w:rPr>
+              <w:t xml:space="preserve">我看看子项怎么样</w:t>
+            </w:r>
+          </w:p>
+          <w:p>
+            <w:pPr>
+              <w:wordWrap w:val="0"/>
+              <w:adjustRightInd w:val="0"/>
+              <w:spacing w:afterLines="50" w:after="156"/>
+              <w:rPr>
+                <w:szCs w:val="21"/>
+              </w:rPr>
+            </w:pPr>
+            <w:r>
+              <w:rPr>
+                <w:rFonts w:hint="eastAsia"/>
+                <w:szCs w:val="21"/>
+              </w:rPr>
+              <w:t xml:space="preserve">我可以正常换行不</w:t>
             </w:r>
           </w:p>
           <w:p>
@@ -5561,7 +5595,7 @@
                 <w:bCs/>
                 <w:szCs w:val="21"/>
               </w:rPr>
-              <w:t xml:space="preserve">2.1111</w:t>
+              <w:t xml:space="preserve">2.子项2号</w:t>
             </w:r>
             <w:r>
               <w:rPr>
@@ -5605,54 +5639,7 @@
                 <w:rFonts w:hint="eastAsia"/>
                 <w:szCs w:val="21"/>
               </w:rPr>
-              <w:t xml:space="preserve">22222</w:t>
-            </w:r>
-          </w:p>
-          <w:p>
-            <w:pPr>
-              <w:wordWrap w:val="0"/>
-              <w:adjustRightInd w:val="0"/>
-              <w:spacing w:line="360" w:lineRule="auto"/>
-              <w:rPr>
-                <w:b/>
-                <w:bCs/>
-                <w:szCs w:val="21"/>
-              </w:rPr>
-            </w:pPr>
-            <w:r>
-              <w:rPr>
-                <w:b/>
-                <w:bCs/>
-                <w:szCs w:val="21"/>
-              </w:rPr>
-              <w:t xml:space="preserve">3.1111</w:t>
-            </w:r>
-            <w:r>
-              <w:rPr>
-                <w:rFonts w:hint="eastAsia"/>
-                <w:b/>
-                <w:bCs/>
-                <w:szCs w:val="21"/>
-              </w:rPr>
-              <w:t>（</w:t>
-            </w:r>
-            <w:r>
-              <w:rPr>
-                <w:rFonts w:hint="eastAsia"/>
-                <w:b/>
-                <w:bCs/>
-                <w:szCs w:val="21"/>
-              </w:rPr>
-              <w:t xml:space="preserve">XQ_FT_CCCC_SU03</w:t>
-            </w:r>
-            <w:r>
-              <w:rPr>
-                <w:rFonts w:hint="eastAsia"/>
-                <w:b/>
-                <w:bCs/>
-                <w:szCs w:val="21"/>
-              </w:rPr>
-              <w:t>）</w:t>
+              <w:t xml:space="preserve">22222a</w:t>
             </w:r>
           </w:p>
           <w:p>
@@ -5669,7 +5656,24 @@
                 <w:rFonts w:hint="eastAsia"/>
                 <w:szCs w:val="21"/>
               </w:rPr>
-              <w:t xml:space="preserve">22222</w:t>
+              <w:t xml:space="preserve">我看看子项怎么样</w:t>
+            </w:r>
+          </w:p>
+          <w:p>
+            <w:pPr>
+              <w:wordWrap w:val="0"/>
+              <w:adjustRightInd w:val="0"/>
+              <w:spacing w:afterLines="50" w:after="156"/>
+              <w:rPr>
+                <w:szCs w:val="21"/>
+              </w:rPr>
+            </w:pPr>
+            <w:r>
+              <w:rPr>
+                <w:rFonts w:hint="eastAsia"/>
+                <w:szCs w:val="21"/>
+              </w:rPr>
+              <w:t xml:space="preserve">我可以正常换行不</w:t>
             </w:r>
           </w:p>
         </w:tc>
@@ -5779,13 +5783,30 @@
                 <w:rFonts w:hint="eastAsia"/>
                 <w:szCs w:val="21"/>
               </w:rPr>
-              <w:t xml:space="preserve">123</w:t>
-            </w:r>
+              <w:t xml:space="preserve">我是条件</w:t>
+            </w:r>
+          </w:p>
+          <w:p>
+            <w:pPr>
+              <w:wordWrap w:val="0"/>
+              <w:adjustRightInd w:val="0"/>
+              <w:spacing w:afterLines="50" w:after="156"/>
+              <w:rPr>
+                <w:szCs w:val="21"/>
+              </w:rPr>
+            </w:pPr>
             <w:r>
               <w:rPr>
                 <w:rFonts w:hint="eastAsia"/>
                 <w:szCs w:val="21"/>
               </w:rPr>
+              <w:t xml:space="preserve">我换行1</w:t>
+            </w:r>
+            <w:r>
+              <w:rPr>
+                <w:rFonts w:hint="eastAsia"/>
+                <w:szCs w:val="21"/>
+              </w:rPr>
               <w:t>，</w:t>
             </w:r>
             <w:r>
@@ -5813,13 +5834,30 @@
                 <w:rFonts w:hint="eastAsia"/>
                 <w:szCs w:val="21"/>
               </w:rPr>
-              <w:t xml:space="preserve">123</w:t>
-            </w:r>
+              <w:t xml:space="preserve">我是操作</w:t>
+            </w:r>
+          </w:p>
+          <w:p>
+            <w:pPr>
+              <w:wordWrap w:val="0"/>
+              <w:adjustRightInd w:val="0"/>
+              <w:spacing w:afterLines="50" w:after="156"/>
+              <w:rPr>
+                <w:szCs w:val="21"/>
+              </w:rPr>
+            </w:pPr>
             <w:r>
               <w:rPr>
                 <w:rFonts w:hint="eastAsia"/>
                 <w:szCs w:val="21"/>
               </w:rPr>
+              <w:t xml:space="preserve">我换行2</w:t>
+            </w:r>
+            <w:r>
+              <w:rPr>
+                <w:rFonts w:hint="eastAsia"/>
+                <w:szCs w:val="21"/>
+              </w:rPr>
               <w:t xml:space="preserve"/>
             </w:r>
             <w:r>
@@ -5840,13 +5878,30 @@
                 <w:rFonts w:hint="eastAsia"/>
                 <w:szCs w:val="21"/>
               </w:rPr>
-              <w:t xml:space="preserve">123</w:t>
-            </w:r>
+              <w:t xml:space="preserve">我是观察</w:t>
+            </w:r>
+          </w:p>
+          <w:p>
+            <w:pPr>
+              <w:wordWrap w:val="0"/>
+              <w:adjustRightInd w:val="0"/>
+              <w:spacing w:afterLines="50" w:after="156"/>
+              <w:rPr>
+                <w:szCs w:val="21"/>
+              </w:rPr>
+            </w:pPr>
             <w:r>
               <w:rPr>
                 <w:rFonts w:hint="eastAsia"/>
                 <w:szCs w:val="21"/>
               </w:rPr>
+              <w:t xml:space="preserve">我换行3</w:t>
+            </w:r>
+            <w:r>
+              <w:rPr>
+                <w:rFonts w:hint="eastAsia"/>
+                <w:szCs w:val="21"/>
+              </w:rPr>
               <w:t xml:space="preserve"/>
             </w:r>
             <w:r>
@@ -5867,7 +5922,24 @@
                 <w:rFonts w:hint="eastAsia"/>
                 <w:szCs w:val="21"/>
               </w:rPr>
-              <w:t xml:space="preserve">123</w:t>
+              <w:t xml:space="preserve">我是期望</w:t>
+            </w:r>
+          </w:p>
+          <w:p>
+            <w:pPr>
+              <w:wordWrap w:val="0"/>
+              <w:adjustRightInd w:val="0"/>
+              <w:spacing w:afterLines="50" w:after="156"/>
+              <w:rPr>
+                <w:szCs w:val="21"/>
+              </w:rPr>
+            </w:pPr>
+            <w:r>
+              <w:rPr>
+                <w:rFonts w:hint="eastAsia"/>
+                <w:szCs w:val="21"/>
+              </w:rPr>
+              <w:t xml:space="preserve">我换行2123</w:t>
             </w:r>
             <w:r>
               <w:rPr>
@@ -5897,7 +5969,7 @@
                 <w:bCs/>
                 <w:szCs w:val="21"/>
               </w:rPr>
-              <w:t xml:space="preserve">2.1111</w:t>
+              <w:t xml:space="preserve">2.子项2号</w:t>
             </w:r>
             <w:r>
               <w:rPr>
@@ -5951,152 +6023,7 @@
                 <w:rFonts w:hint="eastAsia"/>
                 <w:szCs w:val="21"/>
               </w:rPr>
-              <w:t xml:space="preserve">123</w:t>
-            </w:r>
-            <w:r>
-              <w:rPr>
-                <w:rFonts w:hint="eastAsia"/>
-                <w:szCs w:val="21"/>
-              </w:rPr>
-              <w:t>，</w:t>
-            </w:r>
-            <w:r>
-              <w:rPr>
-                <w:rFonts w:hint="eastAsia"/>
-                <w:szCs w:val="21"/>
-              </w:rPr>
-              <w:t xml:space="preserve"/>
-            </w:r>
-            <w:r>
-              <w:t xml:space="preserve"/>
-            </w:r>
-            <w:r>
-              <w:rPr>
-                <w:rFonts w:hint="eastAsia"/>
-                <w:szCs w:val="21"/>
-              </w:rPr>
-              <w:t xml:space="preserve"/>
-            </w:r>
-            <w:r>
-              <w:t xml:space="preserve"/>
-            </w:r>
-            <w:r>
-              <w:rPr>
-                <w:rFonts w:hint="eastAsia"/>
-                <w:szCs w:val="21"/>
-              </w:rPr>
-              <w:t xml:space="preserve">123</w:t>
-            </w:r>
-            <w:r>
-              <w:rPr>
-                <w:rFonts w:hint="eastAsia"/>
-                <w:szCs w:val="21"/>
-              </w:rPr>
-              <w:t xml:space="preserve"/>
-            </w:r>
-            <w:r>
-              <w:t xml:space="preserve"/>
-            </w:r>
-            <w:r>
-              <w:t xml:space="preserve"/>
-            </w:r>
-            <w:r>
-              <w:rPr>
-                <w:rFonts w:hint="eastAsia"/>
-                <w:szCs w:val="21"/>
-              </w:rPr>
-              <w:t>，</w:t>
-            </w:r>
-            <w:r>
-              <w:rPr>
-                <w:rFonts w:hint="eastAsia"/>
-                <w:szCs w:val="21"/>
-              </w:rPr>
-              <w:t xml:space="preserve">123</w:t>
-            </w:r>
-            <w:r>
-              <w:rPr>
-                <w:rFonts w:hint="eastAsia"/>
-                <w:szCs w:val="21"/>
-              </w:rPr>
-              <w:t xml:space="preserve"/>
-            </w:r>
-            <w:r>
-              <w:t xml:space="preserve"/>
-            </w:r>
-            <w:r>
-              <w:t xml:space="preserve"/>
-            </w:r>
-            <w:r>
-              <w:rPr>
-                <w:rFonts w:hint="eastAsia"/>
-                <w:szCs w:val="21"/>
-              </w:rPr>
-              <w:t>，</w:t>
-            </w:r>
-            <w:r>
-              <w:rPr>
-                <w:rFonts w:hint="eastAsia"/>
-                <w:szCs w:val="21"/>
-              </w:rPr>
-              <w:t xml:space="preserve">123</w:t>
-            </w:r>
-            <w:r>
-              <w:rPr>
-                <w:rFonts w:hint="eastAsia"/>
-                <w:szCs w:val="21"/>
-              </w:rPr>
-              <w:t xml:space="preserve"/>
-            </w:r>
-            <w:r>
-              <w:t xml:space="preserve"/>
-            </w:r>
-          </w:p>
-          <w:p>
-            <w:pPr>
-              <w:wordWrap w:val="0"/>
-              <w:adjustRightInd w:val="0"/>
-              <w:spacing w:line="360" w:lineRule="auto"/>
-              <w:rPr>
-                <w:b/>
-                <w:bCs/>
-                <w:szCs w:val="21"/>
-              </w:rPr>
-            </w:pPr>
-            <w:r>
-              <w:rPr>
-                <w:b/>
-                <w:bCs/>
-                <w:szCs w:val="21"/>
-              </w:rPr>
-              <w:t xml:space="preserve">3.1111</w:t>
-            </w:r>
-            <w:r>
-              <w:rPr>
-                <w:rFonts w:hint="eastAsia"/>
-                <w:b/>
-                <w:bCs/>
-                <w:szCs w:val="21"/>
-              </w:rPr>
-              <w:t>（</w:t>
-            </w:r>
-            <w:r>
-              <w:rPr>
-                <w:rFonts w:hint="eastAsia"/>
-                <w:b/>
-                <w:bCs/>
-                <w:szCs w:val="21"/>
-              </w:rPr>
-              <w:t xml:space="preserve">XQ_FT_CCCC_SU03</w:t>
-            </w:r>
-            <w:r>
-              <w:rPr>
-                <w:rFonts w:hint="eastAsia"/>
-                <w:b/>
-                <w:bCs/>
-                <w:szCs w:val="21"/>
-              </w:rPr>
-              <w:t>）</w:t>
+              <w:t xml:space="preserve">我是条件</w:t>
             </w:r>
           </w:p>
           <w:p>
@@ -6113,6 +6040,20 @@
                 <w:rFonts w:hint="eastAsia"/>
                 <w:szCs w:val="21"/>
               </w:rPr>
+              <w:t xml:space="preserve">我换行1</w:t>
+            </w:r>
+            <w:r>
+              <w:rPr>
+                <w:rFonts w:hint="eastAsia"/>
+                <w:szCs w:val="21"/>
+              </w:rPr>
+              <w:t>，</w:t>
+            </w:r>
+            <w:r>
+              <w:rPr>
+                <w:rFonts w:hint="eastAsia"/>
+                <w:szCs w:val="21"/>
+              </w:rPr>
               <w:t xml:space="preserve"/>
             </w:r>
             <w:r>
@@ -6123,13 +6064,53 @@
                 <w:rFonts w:hint="eastAsia"/>
                 <w:szCs w:val="21"/>
               </w:rPr>
-              <w:t xml:space="preserve">123</w:t>
+              <w:t xml:space="preserve"/>
+            </w:r>
+            <w:r>
+              <w:t xml:space="preserve"/>
             </w:r>
             <w:r>
               <w:rPr>
                 <w:rFonts w:hint="eastAsia"/>
                 <w:szCs w:val="21"/>
               </w:rPr>
+              <w:t xml:space="preserve">我是操作</w:t>
+            </w:r>
+          </w:p>
+          <w:p>
+            <w:pPr>
+              <w:wordWrap w:val="0"/>
+              <w:adjustRightInd w:val="0"/>
+              <w:spacing w:afterLines="50" w:after="156"/>
+              <w:rPr>
+                <w:szCs w:val="21"/>
+              </w:rPr>
+            </w:pPr>
+            <w:r>
+              <w:rPr>
+                <w:rFonts w:hint="eastAsia"/>
+                <w:szCs w:val="21"/>
+              </w:rPr>
+              <w:t xml:space="preserve">我换行2</w:t>
+            </w:r>
+            <w:r>
+              <w:rPr>
+                <w:rFonts w:hint="eastAsia"/>
+                <w:szCs w:val="21"/>
+              </w:rPr>
+              <w:t xml:space="preserve"/>
+            </w:r>
+            <w:r>
+              <w:t xml:space="preserve"/>
+            </w:r>
+            <w:r>
+              <w:t xml:space="preserve"/>
+            </w:r>
+            <w:r>
+              <w:rPr>
+                <w:rFonts w:hint="eastAsia"/>
+                <w:szCs w:val="21"/>
+              </w:rPr>
               <w:t>，</w:t>
             </w:r>
             <w:r>
@@ -6137,81 +6118,68 @@
                 <w:rFonts w:hint="eastAsia"/>
                 <w:szCs w:val="21"/>
               </w:rPr>
+              <w:t xml:space="preserve">我是观察</w:t>
+            </w:r>
+          </w:p>
+          <w:p>
+            <w:pPr>
+              <w:wordWrap w:val="0"/>
+              <w:adjustRightInd w:val="0"/>
+              <w:spacing w:afterLines="50" w:after="156"/>
+              <w:rPr>
+                <w:szCs w:val="21"/>
+              </w:rPr>
+            </w:pPr>
+            <w:r>
+              <w:rPr>
+                <w:rFonts w:hint="eastAsia"/>
+                <w:szCs w:val="21"/>
+              </w:rPr>
+              <w:t xml:space="preserve">我换行3</w:t>
+            </w:r>
+            <w:r>
+              <w:rPr>
+                <w:rFonts w:hint="eastAsia"/>
+                <w:szCs w:val="21"/>
+              </w:rPr>
               <w:t xml:space="preserve"/>
             </w:r>
             <w:r>
               <w:t xml:space="preserve"/>
             </w:r>
             <w:r>
+              <w:t xml:space="preserve"/>
+            </w:r>
+            <w:r>
               <w:rPr>
                 <w:rFonts w:hint="eastAsia"/>
                 <w:szCs w:val="21"/>
               </w:rPr>
-              <w:t xml:space="preserve"/>
-            </w:r>
-            <w:r>
-              <w:t xml:space="preserve"/>
+              <w:t>，</w:t>
             </w:r>
             <w:r>
               <w:rPr>
                 <w:rFonts w:hint="eastAsia"/>
                 <w:szCs w:val="21"/>
               </w:rPr>
-              <w:t xml:space="preserve">123</w:t>
-            </w:r>
+              <w:t xml:space="preserve">我是期望</w:t>
+            </w:r>
+          </w:p>
+          <w:p>
+            <w:pPr>
+              <w:wordWrap w:val="0"/>
+              <w:adjustRightInd w:val="0"/>
+              <w:spacing w:afterLines="50" w:after="156"/>
+              <w:rPr>
+                <w:szCs w:val="21"/>
+              </w:rPr>
+            </w:pPr>
             <w:r>
               <w:rPr>
                 <w:rFonts w:hint="eastAsia"/>
                 <w:szCs w:val="21"/>
               </w:rPr>
-              <w:t xml:space="preserve"/>
-            </w:r>
-            <w:r>
-              <w:t xml:space="preserve"/>
-            </w:r>
-            <w:r>
-              <w:t xml:space="preserve"/>
-            </w:r>
-            <w:r>
-              <w:rPr>
-                <w:rFonts w:hint="eastAsia"/>
-                <w:szCs w:val="21"/>
-              </w:rPr>
-              <w:t>，</w:t>
-            </w:r>
-            <w:r>
-              <w:rPr>
-                <w:rFonts w:hint="eastAsia"/>
-                <w:szCs w:val="21"/>
-              </w:rPr>
-              <w:t xml:space="preserve">123</w:t>
-            </w:r>
-            <w:r>
-              <w:rPr>
-                <w:rFonts w:hint="eastAsia"/>
-                <w:szCs w:val="21"/>
-              </w:rPr>
-              <w:t xml:space="preserve"/>
-            </w:r>
-            <w:r>
-              <w:t xml:space="preserve"/>
-            </w:r>
-            <w:r>
-              <w:t xml:space="preserve"/>
-            </w:r>
-            <w:r>
-              <w:rPr>
-                <w:rFonts w:hint="eastAsia"/>
-                <w:szCs w:val="21"/>
-              </w:rPr>
-              <w:t>，</w:t>
-            </w:r>
-            <w:r>
-              <w:rPr>
-                <w:rFonts w:hint="eastAsia"/>
-                <w:szCs w:val="21"/>
-              </w:rPr>
-              <w:t xml:space="preserve">123</w:t>
+              <w:t xml:space="preserve">我换行2123</w:t>
             </w:r>
             <w:r>
               <w:rPr>
@@ -6275,7 +6243,7 @@
                 <w:snapToGrid w:val="0"/>
                 <w:szCs w:val="21"/>
               </w:rPr>
-              <w:t xml:space="preserve">测试用例覆盖1111子项要求的全部内容。</w:t>
+              <w:t xml:space="preserve">测试用例覆盖1111、子项2号子项要求的全部内容。</w:t>
             </w:r>
           </w:p>
           <w:p>

--- a/media/R4444/output_dir/测试项及方法.docx
+++ b/media/R4444/output_dir/测试项及方法.docx
@@ -3196,7 +3196,7 @@
               <w:rPr>
                 <w:szCs w:val="21"/>
               </w:rPr>
-              <w:t xml:space="preserve">XQ_FT_CSHG</w:t>
+              <w:t xml:space="preserve">XQ_SU_CSHG</w:t>
             </w:r>
           </w:p>
         </w:tc>
@@ -3566,7 +3566,7 @@
                 <w:bCs/>
                 <w:szCs w:val="21"/>
               </w:rPr>
-              <w:t xml:space="preserve">XQ_FT_CSHG_SU01</w:t>
+              <w:t xml:space="preserve">XQ_SU_CSHG_SU01</w:t>
             </w:r>
             <w:r>
               <w:rPr>
@@ -3630,7 +3630,7 @@
                 <w:bCs/>
                 <w:szCs w:val="21"/>
               </w:rPr>
-              <w:t xml:space="preserve">XQ_FT_CSHG_SU02</w:t>
+              <w:t xml:space="preserve">XQ_SU_CSHG_SU02</w:t>
             </w:r>
             <w:r>
               <w:rPr>
@@ -3730,7 +3730,7 @@
                 <w:bCs/>
                 <w:szCs w:val="21"/>
               </w:rPr>
-              <w:t xml:space="preserve">XQ_FT_CSHG_SU01</w:t>
+              <w:t xml:space="preserve">XQ_SU_CSHG_SU01</w:t>
             </w:r>
             <w:r>
               <w:rPr>
@@ -3813,7 +3813,7 @@
                 <w:bCs/>
                 <w:szCs w:val="21"/>
               </w:rPr>
-              <w:t xml:space="preserve">XQ_FT_CSHG_SU02</w:t>
+              <w:t xml:space="preserve">XQ_SU_CSHG_SU02</w:t>
             </w:r>
             <w:r>
               <w:rPr>
@@ -4247,7 +4247,7 @@
               <w:rPr>
                 <w:szCs w:val="21"/>
               </w:rPr>
-              <w:t xml:space="preserve">XQ_FT_SQBB</w:t>
+              <w:t xml:space="preserve">XQ_SU_SQBB</w:t>
             </w:r>
           </w:p>
         </w:tc>
@@ -4551,7 +4551,7 @@
                 <w:bCs/>
                 <w:szCs w:val="21"/>
               </w:rPr>
-              <w:t xml:space="preserve">XQ_FT_SQBB_SU01</w:t>
+              <w:t xml:space="preserve">XQ_SU_SQBB_SU01</w:t>
             </w:r>
             <w:r>
               <w:rPr>
@@ -4651,7 +4651,7 @@
                 <w:bCs/>
                 <w:szCs w:val="21"/>
               </w:rPr>
-              <w:t xml:space="preserve">XQ_FT_SQBB_SU01</w:t>
+              <w:t xml:space="preserve">XQ_SU_SQBB_SU01</w:t>
             </w:r>
             <w:r>
               <w:rPr>
@@ -5174,7 +5174,7 @@
               <w:rPr>
                 <w:szCs w:val="21"/>
               </w:rPr>
-              <w:t xml:space="preserve">XQ_FT_CCCC</w:t>
+              <w:t xml:space="preserve">XQ_SU_CCCC</w:t>
             </w:r>
           </w:p>
         </w:tc>
@@ -5515,7 +5515,7 @@
                 <w:bCs/>
                 <w:szCs w:val="21"/>
               </w:rPr>
-              <w:t xml:space="preserve">XQ_FT_CCCC_SU01</w:t>
+              <w:t xml:space="preserve">XQ_SU_CCCC_SU01</w:t>
             </w:r>
             <w:r>
               <w:rPr>
@@ -5613,7 +5613,7 @@
                 <w:bCs/>
                 <w:szCs w:val="21"/>
               </w:rPr>
-              <w:t xml:space="preserve">XQ_FT_CCCC_SU02</w:t>
+              <w:t xml:space="preserve">XQ_SU_CCCC_SU02</w:t>
             </w:r>
             <w:r>
               <w:rPr>
@@ -5747,7 +5747,7 @@
                 <w:bCs/>
                 <w:szCs w:val="21"/>
               </w:rPr>
-              <w:t xml:space="preserve">XQ_FT_CCCC_SU01</w:t>
+              <w:t xml:space="preserve">XQ_SU_CCCC_SU01</w:t>
             </w:r>
             <w:r>
               <w:rPr>
@@ -5987,7 +5987,7 @@
                 <w:bCs/>
                 <w:szCs w:val="21"/>
               </w:rPr>
-              <w:t xml:space="preserve">XQ_FT_CCCC_SU02</w:t>
+              <w:t xml:space="preserve">XQ_SU_CCCC_SU02</w:t>
             </w:r>
             <w:r>
               <w:rPr>
@@ -6578,7 +6578,7 @@
               <w:rPr>
                 <w:szCs w:val="21"/>
               </w:rPr>
-              <w:t xml:space="preserve">XQ_FT_PPPP</w:t>
+              <w:t xml:space="preserve">XQ_SU_PPPP</w:t>
             </w:r>
           </w:p>
         </w:tc>
@@ -6919,7 +6919,7 @@
                 <w:bCs/>
                 <w:szCs w:val="21"/>
               </w:rPr>
-              <w:t xml:space="preserve">XQ_FT_PPPP_SU01</w:t>
+              <w:t xml:space="preserve">XQ_SU_PPPP_SU01</w:t>
             </w:r>
             <w:r>
               <w:rPr>
@@ -7019,7 +7019,7 @@
                 <w:bCs/>
                 <w:szCs w:val="21"/>
               </w:rPr>
-              <w:t xml:space="preserve">XQ_FT_PPPP_SU01</w:t>
+              <w:t xml:space="preserve">XQ_SU_PPPP_SU01</w:t>
             </w:r>
             <w:r>
               <w:rPr>
@@ -7453,7 +7453,7 @@
               <w:rPr>
                 <w:szCs w:val="21"/>
               </w:rPr>
-              <w:t xml:space="preserve">XQ_FT_DDDD</w:t>
+              <w:t xml:space="preserve">XQ_SU_DDDD</w:t>
             </w:r>
           </w:p>
         </w:tc>
@@ -7794,7 +7794,7 @@
                 <w:bCs/>
                 <w:szCs w:val="21"/>
               </w:rPr>
-              <w:t xml:space="preserve">XQ_FT_DDDD_SU01</w:t>
+              <w:t xml:space="preserve">XQ_SU_DDDD_SU01</w:t>
             </w:r>
             <w:r>
               <w:rPr>
@@ -7894,7 +7894,7 @@
                 <w:bCs/>
                 <w:szCs w:val="21"/>
               </w:rPr>
-              <w:t xml:space="preserve">XQ_FT_DDDD_SU01</w:t>
+              <w:t xml:space="preserve">XQ_SU_DDDD_SU01</w:t>
             </w:r>
             <w:r>
               <w:rPr>
